--- a/6_semester/Автоматизированные системы управления элементами промышленных и административных объектов/ПР5/ПР5_Павлов_НС.docx
+++ b/6_semester/Автоматизированные системы управления элементами промышленных и административных объектов/ПР5/ПР5_Павлов_НС.docx
@@ -813,21 +813,7 @@
           <w:sz w:val="28"/>
         </w:rPr>
         <w:tab/>
-        <w:t>«___</w:t>
-      </w:r>
-      <w:proofErr w:type="gramStart"/>
-      <w:r>
-        <w:rPr>
-          <w:sz w:val="28"/>
-        </w:rPr>
-        <w:t>_»_</w:t>
-      </w:r>
-      <w:proofErr w:type="gramEnd"/>
-      <w:r>
-        <w:rPr>
-          <w:sz w:val="28"/>
-        </w:rPr>
-        <w:t>___________ 202</w:t>
+        <w:t>«____»____________ 202</w:t>
       </w:r>
       <w:r>
         <w:rPr>
@@ -1354,11 +1340,11 @@
       </w:tblPr>
       <w:tblGrid>
         <w:gridCol w:w="516"/>
-        <w:gridCol w:w="2317"/>
-        <w:gridCol w:w="3797"/>
-        <w:gridCol w:w="1180"/>
-        <w:gridCol w:w="2654"/>
-        <w:gridCol w:w="4096"/>
+        <w:gridCol w:w="2343"/>
+        <w:gridCol w:w="3836"/>
+        <w:gridCol w:w="999"/>
+        <w:gridCol w:w="2698"/>
+        <w:gridCol w:w="4168"/>
       </w:tblGrid>
       <w:tr>
         <w:trPr>
@@ -1665,31 +1651,66 @@
                 <w:sz w:val="24"/>
                 <w:szCs w:val="24"/>
               </w:rPr>
-              <w:t>Сервер на базе 2x Intel Xeon Silver 4310 (12 ядер), 64 ГБ RAM, RAID 10 (4x SSD 960 ГБ)</w:t>
-            </w:r>
-          </w:p>
-        </w:tc>
-        <w:tc>
-          <w:tcPr>
-            <w:tcW w:w="0" w:type="auto"/>
-          </w:tcPr>
-          <w:p>
-            <w:pPr>
-              <w:pStyle w:val="aff4"/>
-              <w:spacing w:line="240" w:lineRule="auto"/>
-              <w:ind w:firstLine="0"/>
-              <w:jc w:val="left"/>
-              <w:rPr>
-                <w:sz w:val="24"/>
-                <w:szCs w:val="24"/>
-              </w:rPr>
-            </w:pPr>
-            <w:r>
-              <w:rPr>
-                <w:sz w:val="24"/>
-                <w:szCs w:val="24"/>
-              </w:rPr>
-              <w:t>2 (кластер)</w:t>
+              <w:t>С</w:t>
+            </w:r>
+            <w:r>
+              <w:rPr>
+                <w:sz w:val="24"/>
+                <w:szCs w:val="24"/>
+              </w:rPr>
+              <w:t>ервер на базе 1x Intel Xeon Silver 4309Y (8 ядер)</w:t>
+            </w:r>
+            <w:r>
+              <w:rPr>
+                <w:sz w:val="24"/>
+                <w:szCs w:val="24"/>
+              </w:rPr>
+              <w:t xml:space="preserve">, </w:t>
+            </w:r>
+            <w:r>
+              <w:rPr>
+                <w:sz w:val="24"/>
+                <w:szCs w:val="24"/>
+              </w:rPr>
+              <w:t>32</w:t>
+            </w:r>
+            <w:r>
+              <w:rPr>
+                <w:sz w:val="24"/>
+                <w:szCs w:val="24"/>
+              </w:rPr>
+              <w:t xml:space="preserve"> ГБ RAM, </w:t>
+            </w:r>
+            <w:r>
+              <w:rPr>
+                <w:sz w:val="24"/>
+                <w:szCs w:val="24"/>
+              </w:rPr>
+              <w:t>2x SSD 480 ГБ (RAID 1)</w:t>
+            </w:r>
+          </w:p>
+        </w:tc>
+        <w:tc>
+          <w:tcPr>
+            <w:tcW w:w="0" w:type="auto"/>
+          </w:tcPr>
+          <w:p>
+            <w:pPr>
+              <w:pStyle w:val="aff4"/>
+              <w:spacing w:line="240" w:lineRule="auto"/>
+              <w:ind w:firstLine="0"/>
+              <w:jc w:val="left"/>
+              <w:rPr>
+                <w:sz w:val="24"/>
+                <w:szCs w:val="24"/>
+              </w:rPr>
+            </w:pPr>
+            <w:r>
+              <w:rPr>
+                <w:sz w:val="24"/>
+                <w:szCs w:val="24"/>
+              </w:rPr>
+              <w:t>1</w:t>
             </w:r>
           </w:p>
         </w:tc>
@@ -1814,31 +1835,73 @@
                 <w:sz w:val="24"/>
                 <w:szCs w:val="24"/>
               </w:rPr>
-              <w:t>Сервер на базе Intel Xeon Gold 5318Y (24 ядра), 128 ГБ RAM, SSD 2 ТБ</w:t>
-            </w:r>
-          </w:p>
-        </w:tc>
-        <w:tc>
-          <w:tcPr>
-            <w:tcW w:w="0" w:type="auto"/>
-          </w:tcPr>
-          <w:p>
-            <w:pPr>
-              <w:pStyle w:val="aff4"/>
-              <w:spacing w:line="240" w:lineRule="auto"/>
-              <w:ind w:firstLine="0"/>
-              <w:jc w:val="left"/>
-              <w:rPr>
-                <w:sz w:val="24"/>
-                <w:szCs w:val="24"/>
-              </w:rPr>
-            </w:pPr>
-            <w:r>
-              <w:rPr>
-                <w:sz w:val="24"/>
-                <w:szCs w:val="24"/>
-              </w:rPr>
-              <w:t>2 (балансировка)</w:t>
+              <w:t>С</w:t>
+            </w:r>
+            <w:r>
+              <w:rPr>
+                <w:sz w:val="24"/>
+                <w:szCs w:val="24"/>
+              </w:rPr>
+              <w:t>ервер на базе 1x Intel Xeon Silver 4310 (12 ядер)</w:t>
+            </w:r>
+            <w:r>
+              <w:rPr>
+                <w:sz w:val="24"/>
+                <w:szCs w:val="24"/>
+              </w:rPr>
+              <w:t xml:space="preserve">, </w:t>
+            </w:r>
+            <w:r>
+              <w:rPr>
+                <w:sz w:val="24"/>
+                <w:szCs w:val="24"/>
+              </w:rPr>
+              <w:t>32</w:t>
+            </w:r>
+            <w:r>
+              <w:rPr>
+                <w:sz w:val="24"/>
+                <w:szCs w:val="24"/>
+              </w:rPr>
+              <w:t xml:space="preserve"> ГБ RAM, SSD </w:t>
+            </w:r>
+            <w:r>
+              <w:rPr>
+                <w:sz w:val="24"/>
+                <w:szCs w:val="24"/>
+              </w:rPr>
+              <w:t>1</w:t>
+            </w:r>
+            <w:r>
+              <w:rPr>
+                <w:sz w:val="24"/>
+                <w:szCs w:val="24"/>
+              </w:rPr>
+              <w:t xml:space="preserve"> ТБ</w:t>
+            </w:r>
+          </w:p>
+        </w:tc>
+        <w:tc>
+          <w:tcPr>
+            <w:tcW w:w="0" w:type="auto"/>
+          </w:tcPr>
+          <w:p>
+            <w:pPr>
+              <w:pStyle w:val="aff4"/>
+              <w:spacing w:line="240" w:lineRule="auto"/>
+              <w:ind w:firstLine="0"/>
+              <w:jc w:val="left"/>
+              <w:rPr>
+                <w:sz w:val="24"/>
+                <w:szCs w:val="24"/>
+              </w:rPr>
+            </w:pPr>
+            <w:r>
+              <w:rPr>
+                <w:sz w:val="24"/>
+                <w:szCs w:val="24"/>
+              </w:rPr>
+              <w:t>1</w:t>
             </w:r>
           </w:p>
         </w:tc>
@@ -1963,7 +2026,49 @@
                 <w:sz w:val="24"/>
                 <w:szCs w:val="24"/>
               </w:rPr>
-              <w:t>Сервер с 4x HDD 8 ТБ (RAID 5), LTO-9 ленточная библиотека</w:t>
+              <w:t xml:space="preserve">Сервер с </w:t>
+            </w:r>
+            <w:r>
+              <w:rPr>
+                <w:sz w:val="24"/>
+                <w:szCs w:val="24"/>
+              </w:rPr>
+              <w:t>2</w:t>
+            </w:r>
+            <w:r>
+              <w:rPr>
+                <w:sz w:val="24"/>
+                <w:szCs w:val="24"/>
+              </w:rPr>
+              <w:t xml:space="preserve">x HDD </w:t>
+            </w:r>
+            <w:r>
+              <w:rPr>
+                <w:sz w:val="24"/>
+                <w:szCs w:val="24"/>
+              </w:rPr>
+              <w:t>4</w:t>
+            </w:r>
+            <w:r>
+              <w:rPr>
+                <w:sz w:val="24"/>
+                <w:szCs w:val="24"/>
+              </w:rPr>
+              <w:t xml:space="preserve"> ТБ (RAID </w:t>
+            </w:r>
+            <w:r>
+              <w:rPr>
+                <w:sz w:val="24"/>
+                <w:szCs w:val="24"/>
+              </w:rPr>
+              <w:t>1</w:t>
+            </w:r>
+            <w:r>
+              <w:rPr>
+                <w:sz w:val="24"/>
+                <w:szCs w:val="24"/>
+              </w:rPr>
+              <w:t>)</w:t>
             </w:r>
           </w:p>
         </w:tc>
@@ -2268,79 +2373,38 @@
                 <w:sz w:val="24"/>
                 <w:szCs w:val="24"/>
               </w:rPr>
-              <w:t xml:space="preserve"> </w:t>
-            </w:r>
-            <w:proofErr w:type="spellStart"/>
-            <w:r>
-              <w:rPr>
-                <w:sz w:val="24"/>
-                <w:szCs w:val="24"/>
-              </w:rPr>
-              <w:t>firewall</w:t>
-            </w:r>
-            <w:proofErr w:type="spellEnd"/>
-            <w:r>
-              <w:rPr>
-                <w:sz w:val="24"/>
-                <w:szCs w:val="24"/>
-              </w:rPr>
-              <w:t xml:space="preserve"> (например, </w:t>
-            </w:r>
-            <w:proofErr w:type="spellStart"/>
-            <w:r>
-              <w:rPr>
-                <w:sz w:val="24"/>
-                <w:szCs w:val="24"/>
-              </w:rPr>
-              <w:t>UserGate</w:t>
-            </w:r>
-            <w:proofErr w:type="spellEnd"/>
-            <w:r>
-              <w:rPr>
-                <w:sz w:val="24"/>
-                <w:szCs w:val="24"/>
-              </w:rPr>
-              <w:t xml:space="preserve"> или </w:t>
-            </w:r>
-            <w:proofErr w:type="spellStart"/>
-            <w:r>
-              <w:rPr>
-                <w:sz w:val="24"/>
-                <w:szCs w:val="24"/>
-              </w:rPr>
-              <w:t>Ideco</w:t>
-            </w:r>
-            <w:proofErr w:type="spellEnd"/>
-            <w:r>
-              <w:rPr>
-                <w:sz w:val="24"/>
-                <w:szCs w:val="24"/>
-              </w:rPr>
-              <w:t>)</w:t>
-            </w:r>
-          </w:p>
-        </w:tc>
-        <w:tc>
-          <w:tcPr>
-            <w:tcW w:w="0" w:type="auto"/>
-          </w:tcPr>
-          <w:p>
-            <w:pPr>
-              <w:pStyle w:val="aff4"/>
-              <w:spacing w:line="240" w:lineRule="auto"/>
-              <w:ind w:firstLine="0"/>
-              <w:jc w:val="left"/>
-              <w:rPr>
-                <w:sz w:val="24"/>
-                <w:szCs w:val="24"/>
-              </w:rPr>
-            </w:pPr>
-            <w:r>
-              <w:rPr>
-                <w:sz w:val="24"/>
-                <w:szCs w:val="24"/>
-              </w:rPr>
-              <w:t>2 (кластер)</w:t>
+              <w:t xml:space="preserve"> firewall</w:t>
+            </w:r>
+            <w:r>
+              <w:rPr>
+                <w:sz w:val="24"/>
+                <w:szCs w:val="24"/>
+              </w:rPr>
+              <w:t xml:space="preserve"> (например, UserGate или Ideco)</w:t>
+            </w:r>
+          </w:p>
+        </w:tc>
+        <w:tc>
+          <w:tcPr>
+            <w:tcW w:w="0" w:type="auto"/>
+          </w:tcPr>
+          <w:p>
+            <w:pPr>
+              <w:pStyle w:val="aff4"/>
+              <w:spacing w:line="240" w:lineRule="auto"/>
+              <w:ind w:firstLine="0"/>
+              <w:jc w:val="left"/>
+              <w:rPr>
+                <w:sz w:val="24"/>
+                <w:szCs w:val="24"/>
+              </w:rPr>
+            </w:pPr>
+            <w:r>
+              <w:rPr>
+                <w:sz w:val="24"/>
+                <w:szCs w:val="24"/>
+              </w:rPr>
+              <w:t>1</w:t>
             </w:r>
           </w:p>
         </w:tc>
@@ -2554,23 +2618,49 @@
                 <w:sz w:val="24"/>
                 <w:szCs w:val="24"/>
               </w:rPr>
-              <w:t xml:space="preserve">Сервер на базе 2x Intel Xeon Gold 6338 (32 ядра), 256 ГБ RAM, </w:t>
-            </w:r>
-            <w:proofErr w:type="spellStart"/>
-            <w:r>
-              <w:rPr>
-                <w:sz w:val="24"/>
-                <w:szCs w:val="24"/>
-              </w:rPr>
-              <w:t>NVMe</w:t>
-            </w:r>
-            <w:proofErr w:type="spellEnd"/>
-            <w:r>
-              <w:rPr>
-                <w:sz w:val="24"/>
-                <w:szCs w:val="24"/>
-              </w:rPr>
-              <w:t xml:space="preserve"> SSD 4 ТБ</w:t>
+              <w:t xml:space="preserve">Сервер на базе </w:t>
+            </w:r>
+            <w:r>
+              <w:rPr>
+                <w:sz w:val="24"/>
+                <w:szCs w:val="24"/>
+              </w:rPr>
+              <w:t>1x Intel Xeon Silver 4309Y (8 ядер)</w:t>
+            </w:r>
+            <w:r>
+              <w:rPr>
+                <w:sz w:val="24"/>
+                <w:szCs w:val="24"/>
+              </w:rPr>
+              <w:t xml:space="preserve">, </w:t>
+            </w:r>
+            <w:r>
+              <w:rPr>
+                <w:sz w:val="24"/>
+                <w:szCs w:val="24"/>
+              </w:rPr>
+              <w:t>64</w:t>
+            </w:r>
+            <w:r>
+              <w:rPr>
+                <w:sz w:val="24"/>
+                <w:szCs w:val="24"/>
+              </w:rPr>
+              <w:t xml:space="preserve"> ГБ RAM, SSD </w:t>
+            </w:r>
+            <w:r>
+              <w:rPr>
+                <w:sz w:val="24"/>
+                <w:szCs w:val="24"/>
+              </w:rPr>
+              <w:t>2</w:t>
+            </w:r>
+            <w:r>
+              <w:rPr>
+                <w:sz w:val="24"/>
+                <w:szCs w:val="24"/>
+              </w:rPr>
+              <w:t xml:space="preserve"> ТБ</w:t>
             </w:r>
           </w:p>
         </w:tc>
@@ -2642,23 +2732,7 @@
                 <w:sz w:val="24"/>
                 <w:szCs w:val="24"/>
               </w:rPr>
-              <w:t xml:space="preserve">Функции: 3.6-3.10 (отчеты по закупкам, ОСВ, движение ТМЦ); </w:t>
-            </w:r>
-            <w:proofErr w:type="spellStart"/>
-            <w:r>
-              <w:rPr>
-                <w:sz w:val="24"/>
-                <w:szCs w:val="24"/>
-              </w:rPr>
-              <w:t>ГенераторОтчетов</w:t>
-            </w:r>
-            <w:proofErr w:type="spellEnd"/>
-            <w:r>
-              <w:rPr>
-                <w:sz w:val="24"/>
-                <w:szCs w:val="24"/>
-              </w:rPr>
-              <w:t xml:space="preserve"> (диаграмма классов)</w:t>
+              <w:t>Функции: 3.6-3.10 (отчеты по закупкам, ОСВ, движение ТМЦ); ГенераторОтчетов (диаграмма классов)</w:t>
             </w:r>
           </w:p>
         </w:tc>
@@ -2711,23 +2785,7 @@
                 <w:sz w:val="24"/>
                 <w:szCs w:val="24"/>
               </w:rPr>
-              <w:t xml:space="preserve">Хранилище данных (Data </w:t>
-            </w:r>
-            <w:proofErr w:type="spellStart"/>
-            <w:r>
-              <w:rPr>
-                <w:sz w:val="24"/>
-                <w:szCs w:val="24"/>
-              </w:rPr>
-              <w:t>Warehouse</w:t>
-            </w:r>
-            <w:proofErr w:type="spellEnd"/>
-            <w:r>
-              <w:rPr>
-                <w:sz w:val="24"/>
-                <w:szCs w:val="24"/>
-              </w:rPr>
-              <w:t>)</w:t>
+              <w:t>Хранилище данных (Data Warehouse)</w:t>
             </w:r>
           </w:p>
         </w:tc>
@@ -2753,21 +2811,12 @@
               </w:rPr>
               <w:t xml:space="preserve">СХД на базе </w:t>
             </w:r>
-            <w:proofErr w:type="spellStart"/>
-            <w:r>
-              <w:rPr>
-                <w:sz w:val="24"/>
-                <w:szCs w:val="24"/>
-              </w:rPr>
-              <w:t>NVMe</w:t>
-            </w:r>
-            <w:proofErr w:type="spellEnd"/>
-            <w:r>
-              <w:rPr>
-                <w:sz w:val="24"/>
-                <w:szCs w:val="24"/>
-              </w:rPr>
-              <w:t xml:space="preserve"> SSD 20 ТБ (RAID 10)</w:t>
+            <w:r>
+              <w:rPr>
+                <w:sz w:val="24"/>
+                <w:szCs w:val="24"/>
+              </w:rPr>
+              <w:t>2x HDD 4 ТБ (RAID 1)</w:t>
             </w:r>
           </w:p>
         </w:tc>
@@ -2916,7 +2965,14 @@
                 <w:sz w:val="24"/>
                 <w:szCs w:val="24"/>
               </w:rPr>
-              <w:t>Сервер на базе Intel Xeon Silver 4310, 32 ГБ RAM</w:t>
+              <w:t>В</w:t>
+            </w:r>
+            <w:r>
+              <w:rPr>
+                <w:sz w:val="24"/>
+                <w:szCs w:val="24"/>
+              </w:rPr>
+              <w:t>иртуальная машина на сервере аналитики (2.1)</w:t>
             </w:r>
           </w:p>
         </w:tc>
@@ -2988,17 +3044,8 @@
                 <w:sz w:val="24"/>
                 <w:szCs w:val="24"/>
               </w:rPr>
-              <w:t xml:space="preserve">Функции аналитической подсистемы; подготовка данных для </w:t>
-            </w:r>
-            <w:proofErr w:type="spellStart"/>
-            <w:r>
-              <w:rPr>
-                <w:sz w:val="24"/>
-                <w:szCs w:val="24"/>
-              </w:rPr>
-              <w:t>ГенераторОтчетов</w:t>
-            </w:r>
-            <w:proofErr w:type="spellEnd"/>
+              <w:t>Функции аналитической подсистемы; подготовка данных для ГенераторОтчетов</w:t>
+            </w:r>
           </w:p>
         </w:tc>
       </w:tr>
@@ -3126,71 +3173,62 @@
                 <w:sz w:val="24"/>
                 <w:szCs w:val="24"/>
               </w:rPr>
-              <w:t>Веб-сервер (</w:t>
-            </w:r>
-            <w:proofErr w:type="spellStart"/>
-            <w:r>
-              <w:rPr>
-                <w:sz w:val="24"/>
-                <w:szCs w:val="24"/>
-              </w:rPr>
-              <w:t>Frontend</w:t>
-            </w:r>
-            <w:proofErr w:type="spellEnd"/>
-            <w:r>
-              <w:rPr>
-                <w:sz w:val="24"/>
-                <w:szCs w:val="24"/>
-              </w:rPr>
-              <w:t>)</w:t>
-            </w:r>
-          </w:p>
-        </w:tc>
-        <w:tc>
-          <w:tcPr>
-            <w:tcW w:w="0" w:type="auto"/>
-          </w:tcPr>
-          <w:p>
-            <w:pPr>
-              <w:pStyle w:val="aff4"/>
-              <w:spacing w:line="240" w:lineRule="auto"/>
-              <w:ind w:firstLine="0"/>
-              <w:jc w:val="left"/>
-              <w:rPr>
-                <w:sz w:val="24"/>
-                <w:szCs w:val="24"/>
-              </w:rPr>
-            </w:pPr>
-            <w:r>
-              <w:rPr>
-                <w:sz w:val="24"/>
-                <w:szCs w:val="24"/>
-              </w:rPr>
-              <w:t>Сервер на базе Intel Xeon Silver 4310, 32 ГБ RAM</w:t>
-            </w:r>
-          </w:p>
-        </w:tc>
-        <w:tc>
-          <w:tcPr>
-            <w:tcW w:w="0" w:type="auto"/>
-          </w:tcPr>
-          <w:p>
-            <w:pPr>
-              <w:pStyle w:val="aff4"/>
-              <w:spacing w:line="240" w:lineRule="auto"/>
-              <w:ind w:firstLine="0"/>
-              <w:jc w:val="left"/>
-              <w:rPr>
-                <w:sz w:val="24"/>
-                <w:szCs w:val="24"/>
-              </w:rPr>
-            </w:pPr>
-            <w:r>
-              <w:rPr>
-                <w:sz w:val="24"/>
-                <w:szCs w:val="24"/>
-              </w:rPr>
-              <w:t>2 (кластер)</w:t>
+              <w:t>Веб-сервер (Frontend)</w:t>
+            </w:r>
+          </w:p>
+        </w:tc>
+        <w:tc>
+          <w:tcPr>
+            <w:tcW w:w="0" w:type="auto"/>
+          </w:tcPr>
+          <w:p>
+            <w:pPr>
+              <w:pStyle w:val="aff4"/>
+              <w:spacing w:line="240" w:lineRule="auto"/>
+              <w:ind w:firstLine="0"/>
+              <w:jc w:val="left"/>
+              <w:rPr>
+                <w:sz w:val="24"/>
+                <w:szCs w:val="24"/>
+              </w:rPr>
+            </w:pPr>
+            <w:r>
+              <w:rPr>
+                <w:sz w:val="24"/>
+                <w:szCs w:val="24"/>
+              </w:rPr>
+              <w:t>В</w:t>
+            </w:r>
+            <w:r>
+              <w:rPr>
+                <w:sz w:val="24"/>
+                <w:szCs w:val="24"/>
+              </w:rPr>
+              <w:t>иртуальная машина на сервере приложений (1.2)</w:t>
+            </w:r>
+          </w:p>
+        </w:tc>
+        <w:tc>
+          <w:tcPr>
+            <w:tcW w:w="0" w:type="auto"/>
+          </w:tcPr>
+          <w:p>
+            <w:pPr>
+              <w:pStyle w:val="aff4"/>
+              <w:spacing w:line="240" w:lineRule="auto"/>
+              <w:ind w:firstLine="0"/>
+              <w:jc w:val="left"/>
+              <w:rPr>
+                <w:sz w:val="24"/>
+                <w:szCs w:val="24"/>
+              </w:rPr>
+            </w:pPr>
+            <w:r>
+              <w:rPr>
+                <w:sz w:val="24"/>
+                <w:szCs w:val="24"/>
+              </w:rPr>
+              <w:t>1</w:t>
             </w:r>
           </w:p>
         </w:tc>
@@ -3267,137 +3305,8 @@
                 <w:sz w:val="24"/>
                 <w:szCs w:val="24"/>
               </w:rPr>
-              <w:t>3.2</w:t>
-            </w:r>
-          </w:p>
-        </w:tc>
-        <w:tc>
-          <w:tcPr>
-            <w:tcW w:w="0" w:type="auto"/>
-          </w:tcPr>
-          <w:p>
-            <w:pPr>
-              <w:pStyle w:val="aff4"/>
-              <w:spacing w:line="240" w:lineRule="auto"/>
-              <w:ind w:firstLine="0"/>
-              <w:jc w:val="left"/>
-              <w:rPr>
-                <w:sz w:val="24"/>
-                <w:szCs w:val="24"/>
-              </w:rPr>
-            </w:pPr>
-            <w:r>
-              <w:rPr>
-                <w:sz w:val="24"/>
-                <w:szCs w:val="24"/>
-              </w:rPr>
-              <w:t>Балансировщик нагрузки (</w:t>
-            </w:r>
-            <w:proofErr w:type="spellStart"/>
-            <w:r>
-              <w:rPr>
-                <w:sz w:val="24"/>
-                <w:szCs w:val="24"/>
-              </w:rPr>
-              <w:t>Load</w:t>
-            </w:r>
-            <w:proofErr w:type="spellEnd"/>
-            <w:r>
-              <w:rPr>
-                <w:sz w:val="24"/>
-                <w:szCs w:val="24"/>
-              </w:rPr>
-              <w:t xml:space="preserve"> </w:t>
-            </w:r>
-            <w:proofErr w:type="spellStart"/>
-            <w:r>
-              <w:rPr>
-                <w:sz w:val="24"/>
-                <w:szCs w:val="24"/>
-              </w:rPr>
-              <w:t>Balancer</w:t>
-            </w:r>
-            <w:proofErr w:type="spellEnd"/>
-            <w:r>
-              <w:rPr>
-                <w:sz w:val="24"/>
-                <w:szCs w:val="24"/>
-              </w:rPr>
-              <w:t>)</w:t>
-            </w:r>
-          </w:p>
-        </w:tc>
-        <w:tc>
-          <w:tcPr>
-            <w:tcW w:w="0" w:type="auto"/>
-          </w:tcPr>
-          <w:p>
-            <w:pPr>
-              <w:pStyle w:val="aff4"/>
-              <w:spacing w:line="240" w:lineRule="auto"/>
-              <w:ind w:firstLine="0"/>
-              <w:jc w:val="left"/>
-              <w:rPr>
-                <w:sz w:val="24"/>
-                <w:szCs w:val="24"/>
-              </w:rPr>
-            </w:pPr>
-            <w:r>
-              <w:rPr>
-                <w:sz w:val="24"/>
-                <w:szCs w:val="24"/>
-              </w:rPr>
-              <w:t>Аппаратный или виртуальный (</w:t>
-            </w:r>
-            <w:proofErr w:type="spellStart"/>
-            <w:r>
-              <w:rPr>
-                <w:sz w:val="24"/>
-                <w:szCs w:val="24"/>
-              </w:rPr>
-              <w:t>Nginx</w:t>
-            </w:r>
-            <w:proofErr w:type="spellEnd"/>
-            <w:r>
-              <w:rPr>
-                <w:sz w:val="24"/>
-                <w:szCs w:val="24"/>
-              </w:rPr>
-              <w:t xml:space="preserve">, </w:t>
-            </w:r>
-            <w:proofErr w:type="spellStart"/>
-            <w:r>
-              <w:rPr>
-                <w:sz w:val="24"/>
-                <w:szCs w:val="24"/>
-              </w:rPr>
-              <w:t>HAProxy</w:t>
-            </w:r>
-            <w:proofErr w:type="spellEnd"/>
-            <w:r>
-              <w:rPr>
-                <w:sz w:val="24"/>
-                <w:szCs w:val="24"/>
-              </w:rPr>
-              <w:t>)</w:t>
-            </w:r>
-          </w:p>
-        </w:tc>
-        <w:tc>
-          <w:tcPr>
-            <w:tcW w:w="0" w:type="auto"/>
-          </w:tcPr>
-          <w:p>
-            <w:pPr>
-              <w:pStyle w:val="aff4"/>
-              <w:spacing w:line="240" w:lineRule="auto"/>
-              <w:ind w:firstLine="0"/>
-              <w:jc w:val="left"/>
-              <w:rPr>
-                <w:sz w:val="24"/>
-                <w:szCs w:val="24"/>
-              </w:rPr>
-            </w:pPr>
+              <w:t>3.</w:t>
+            </w:r>
             <w:r>
               <w:rPr>
                 <w:sz w:val="24"/>
@@ -3427,31 +3336,103 @@
                 <w:sz w:val="24"/>
                 <w:szCs w:val="24"/>
               </w:rPr>
-              <w:t>Распределение запросов между серверами</w:t>
-            </w:r>
-          </w:p>
-        </w:tc>
-        <w:tc>
-          <w:tcPr>
-            <w:tcW w:w="0" w:type="auto"/>
-          </w:tcPr>
-          <w:p>
-            <w:pPr>
-              <w:pStyle w:val="aff4"/>
-              <w:spacing w:line="240" w:lineRule="auto"/>
-              <w:ind w:firstLine="0"/>
-              <w:jc w:val="left"/>
-              <w:rPr>
-                <w:sz w:val="24"/>
-                <w:szCs w:val="24"/>
-              </w:rPr>
-            </w:pPr>
-            <w:r>
-              <w:rPr>
-                <w:sz w:val="24"/>
-                <w:szCs w:val="24"/>
-              </w:rPr>
-              <w:t>Нефункциональное требование №1 (50 пользователей одновременно)</w:t>
+              <w:t>Терминалы сбора данных (ТСД)</w:t>
+            </w:r>
+          </w:p>
+        </w:tc>
+        <w:tc>
+          <w:tcPr>
+            <w:tcW w:w="0" w:type="auto"/>
+          </w:tcPr>
+          <w:p>
+            <w:pPr>
+              <w:pStyle w:val="aff4"/>
+              <w:spacing w:line="240" w:lineRule="auto"/>
+              <w:ind w:firstLine="0"/>
+              <w:jc w:val="left"/>
+              <w:rPr>
+                <w:sz w:val="24"/>
+                <w:szCs w:val="24"/>
+              </w:rPr>
+            </w:pPr>
+            <w:r>
+              <w:rPr>
+                <w:sz w:val="24"/>
+                <w:szCs w:val="24"/>
+              </w:rPr>
+              <w:t>Сканер штрих-кода (например, Zebra TC21)</w:t>
+            </w:r>
+          </w:p>
+        </w:tc>
+        <w:tc>
+          <w:tcPr>
+            <w:tcW w:w="0" w:type="auto"/>
+          </w:tcPr>
+          <w:p>
+            <w:pPr>
+              <w:pStyle w:val="aff4"/>
+              <w:spacing w:line="240" w:lineRule="auto"/>
+              <w:ind w:firstLine="0"/>
+              <w:jc w:val="left"/>
+              <w:rPr>
+                <w:sz w:val="24"/>
+                <w:szCs w:val="24"/>
+              </w:rPr>
+            </w:pPr>
+            <w:r>
+              <w:rPr>
+                <w:sz w:val="24"/>
+                <w:szCs w:val="24"/>
+              </w:rPr>
+              <w:t>2</w:t>
+            </w:r>
+          </w:p>
+        </w:tc>
+        <w:tc>
+          <w:tcPr>
+            <w:tcW w:w="0" w:type="auto"/>
+          </w:tcPr>
+          <w:p>
+            <w:pPr>
+              <w:pStyle w:val="aff4"/>
+              <w:spacing w:line="240" w:lineRule="auto"/>
+              <w:ind w:firstLine="0"/>
+              <w:jc w:val="left"/>
+              <w:rPr>
+                <w:sz w:val="24"/>
+                <w:szCs w:val="24"/>
+              </w:rPr>
+            </w:pPr>
+            <w:r>
+              <w:rPr>
+                <w:sz w:val="24"/>
+                <w:szCs w:val="24"/>
+              </w:rPr>
+              <w:t>Приемка, выдача, инвентаризация</w:t>
+            </w:r>
+          </w:p>
+        </w:tc>
+        <w:tc>
+          <w:tcPr>
+            <w:tcW w:w="0" w:type="auto"/>
+          </w:tcPr>
+          <w:p>
+            <w:pPr>
+              <w:pStyle w:val="aff4"/>
+              <w:spacing w:line="240" w:lineRule="auto"/>
+              <w:ind w:firstLine="0"/>
+              <w:jc w:val="left"/>
+              <w:rPr>
+                <w:sz w:val="24"/>
+                <w:szCs w:val="24"/>
+              </w:rPr>
+            </w:pPr>
+            <w:r>
+              <w:rPr>
+                <w:sz w:val="24"/>
+                <w:szCs w:val="24"/>
+              </w:rPr>
+              <w:t>Функции 2.3-2.7, 2.12, 2.15; Кладовщик (диаграмма классов)</w:t>
             </w:r>
           </w:p>
         </w:tc>
@@ -3480,71 +3461,62 @@
                 <w:sz w:val="24"/>
                 <w:szCs w:val="24"/>
               </w:rPr>
-              <w:t>3.3</w:t>
-            </w:r>
-          </w:p>
-        </w:tc>
-        <w:tc>
-          <w:tcPr>
-            <w:tcW w:w="0" w:type="auto"/>
-          </w:tcPr>
-          <w:p>
-            <w:pPr>
-              <w:pStyle w:val="aff4"/>
-              <w:spacing w:line="240" w:lineRule="auto"/>
-              <w:ind w:firstLine="0"/>
-              <w:jc w:val="left"/>
-              <w:rPr>
-                <w:sz w:val="24"/>
-                <w:szCs w:val="24"/>
-              </w:rPr>
-            </w:pPr>
-            <w:r>
-              <w:rPr>
-                <w:sz w:val="24"/>
-                <w:szCs w:val="24"/>
-              </w:rPr>
-              <w:t>VPN-шлюз</w:t>
-            </w:r>
-          </w:p>
-        </w:tc>
-        <w:tc>
-          <w:tcPr>
-            <w:tcW w:w="0" w:type="auto"/>
-          </w:tcPr>
-          <w:p>
-            <w:pPr>
-              <w:pStyle w:val="aff4"/>
-              <w:spacing w:line="240" w:lineRule="auto"/>
-              <w:ind w:firstLine="0"/>
-              <w:jc w:val="left"/>
-              <w:rPr>
-                <w:sz w:val="24"/>
-                <w:szCs w:val="24"/>
-              </w:rPr>
-            </w:pPr>
-            <w:r>
-              <w:rPr>
-                <w:sz w:val="24"/>
-                <w:szCs w:val="24"/>
-              </w:rPr>
-              <w:t>Аппаратный VPN-концентратор (</w:t>
-            </w:r>
-            <w:proofErr w:type="spellStart"/>
-            <w:r>
-              <w:rPr>
-                <w:sz w:val="24"/>
-                <w:szCs w:val="24"/>
-              </w:rPr>
-              <w:t>UserGate</w:t>
-            </w:r>
-            <w:proofErr w:type="spellEnd"/>
-            <w:r>
-              <w:rPr>
-                <w:sz w:val="24"/>
-                <w:szCs w:val="24"/>
-              </w:rPr>
-              <w:t>)</w:t>
+              <w:t>3.</w:t>
+            </w:r>
+            <w:r>
+              <w:rPr>
+                <w:sz w:val="24"/>
+                <w:szCs w:val="24"/>
+              </w:rPr>
+              <w:t>3</w:t>
+            </w:r>
+          </w:p>
+        </w:tc>
+        <w:tc>
+          <w:tcPr>
+            <w:tcW w:w="0" w:type="auto"/>
+          </w:tcPr>
+          <w:p>
+            <w:pPr>
+              <w:pStyle w:val="aff4"/>
+              <w:spacing w:line="240" w:lineRule="auto"/>
+              <w:ind w:firstLine="0"/>
+              <w:jc w:val="left"/>
+              <w:rPr>
+                <w:sz w:val="24"/>
+                <w:szCs w:val="24"/>
+              </w:rPr>
+            </w:pPr>
+            <w:r>
+              <w:rPr>
+                <w:sz w:val="24"/>
+                <w:szCs w:val="24"/>
+              </w:rPr>
+              <w:t>Принтер этикеток</w:t>
+            </w:r>
+          </w:p>
+        </w:tc>
+        <w:tc>
+          <w:tcPr>
+            <w:tcW w:w="0" w:type="auto"/>
+          </w:tcPr>
+          <w:p>
+            <w:pPr>
+              <w:pStyle w:val="aff4"/>
+              <w:spacing w:line="240" w:lineRule="auto"/>
+              <w:ind w:firstLine="0"/>
+              <w:jc w:val="left"/>
+              <w:rPr>
+                <w:sz w:val="24"/>
+                <w:szCs w:val="24"/>
+              </w:rPr>
+            </w:pPr>
+            <w:r>
+              <w:rPr>
+                <w:sz w:val="24"/>
+                <w:szCs w:val="24"/>
+              </w:rPr>
+              <w:t>Термотрансферный принтер (Zebra ZD421)</w:t>
             </w:r>
           </w:p>
         </w:tc>
@@ -3592,31 +3564,31 @@
                 <w:sz w:val="24"/>
                 <w:szCs w:val="24"/>
               </w:rPr>
-              <w:t>Обеспечение безопасного удаленного доступа</w:t>
-            </w:r>
-          </w:p>
-        </w:tc>
-        <w:tc>
-          <w:tcPr>
-            <w:tcW w:w="0" w:type="auto"/>
-          </w:tcPr>
-          <w:p>
-            <w:pPr>
-              <w:pStyle w:val="aff4"/>
-              <w:spacing w:line="240" w:lineRule="auto"/>
-              <w:ind w:firstLine="0"/>
-              <w:jc w:val="left"/>
-              <w:rPr>
-                <w:sz w:val="24"/>
-                <w:szCs w:val="24"/>
-              </w:rPr>
-            </w:pPr>
-            <w:r>
-              <w:rPr>
-                <w:sz w:val="24"/>
-                <w:szCs w:val="24"/>
-              </w:rPr>
-              <w:t>Нефункциональное требование №10 (защита данных), доступ тренеров на сборах</w:t>
+              <w:t>Печать штрих-кодов для инвентаря</w:t>
+            </w:r>
+          </w:p>
+        </w:tc>
+        <w:tc>
+          <w:tcPr>
+            <w:tcW w:w="0" w:type="auto"/>
+          </w:tcPr>
+          <w:p>
+            <w:pPr>
+              <w:pStyle w:val="aff4"/>
+              <w:spacing w:line="240" w:lineRule="auto"/>
+              <w:ind w:firstLine="0"/>
+              <w:jc w:val="left"/>
+              <w:rPr>
+                <w:sz w:val="24"/>
+                <w:szCs w:val="24"/>
+              </w:rPr>
+            </w:pPr>
+            <w:r>
+              <w:rPr>
+                <w:sz w:val="24"/>
+                <w:szCs w:val="24"/>
+              </w:rPr>
+              <w:t>Функция 2.5 (печать штрих-кодов)</w:t>
             </w:r>
           </w:p>
         </w:tc>
@@ -3645,143 +3617,156 @@
                 <w:sz w:val="24"/>
                 <w:szCs w:val="24"/>
               </w:rPr>
-              <w:t>3.4</w:t>
-            </w:r>
-          </w:p>
-        </w:tc>
-        <w:tc>
-          <w:tcPr>
-            <w:tcW w:w="0" w:type="auto"/>
-          </w:tcPr>
-          <w:p>
-            <w:pPr>
-              <w:pStyle w:val="aff4"/>
-              <w:spacing w:line="240" w:lineRule="auto"/>
-              <w:ind w:firstLine="0"/>
-              <w:jc w:val="left"/>
-              <w:rPr>
-                <w:sz w:val="24"/>
-                <w:szCs w:val="24"/>
-              </w:rPr>
-            </w:pPr>
-            <w:r>
-              <w:rPr>
-                <w:sz w:val="24"/>
-                <w:szCs w:val="24"/>
-              </w:rPr>
-              <w:t>Терминалы сбора данных (ТСД)</w:t>
-            </w:r>
-          </w:p>
-        </w:tc>
-        <w:tc>
-          <w:tcPr>
-            <w:tcW w:w="0" w:type="auto"/>
-          </w:tcPr>
-          <w:p>
-            <w:pPr>
-              <w:pStyle w:val="aff4"/>
-              <w:spacing w:line="240" w:lineRule="auto"/>
-              <w:ind w:firstLine="0"/>
-              <w:jc w:val="left"/>
-              <w:rPr>
-                <w:sz w:val="24"/>
-                <w:szCs w:val="24"/>
-              </w:rPr>
-            </w:pPr>
-            <w:r>
-              <w:rPr>
-                <w:sz w:val="24"/>
-                <w:szCs w:val="24"/>
-              </w:rPr>
-              <w:t xml:space="preserve">Сканер штрих-кода (например, </w:t>
-            </w:r>
-            <w:proofErr w:type="spellStart"/>
-            <w:r>
-              <w:rPr>
-                <w:sz w:val="24"/>
-                <w:szCs w:val="24"/>
-              </w:rPr>
-              <w:t>Zebra</w:t>
-            </w:r>
-            <w:proofErr w:type="spellEnd"/>
-            <w:r>
-              <w:rPr>
-                <w:sz w:val="24"/>
-                <w:szCs w:val="24"/>
-              </w:rPr>
-              <w:t xml:space="preserve"> TC21)</w:t>
-            </w:r>
-          </w:p>
-        </w:tc>
-        <w:tc>
-          <w:tcPr>
-            <w:tcW w:w="0" w:type="auto"/>
-          </w:tcPr>
-          <w:p>
-            <w:pPr>
-              <w:pStyle w:val="aff4"/>
-              <w:spacing w:line="240" w:lineRule="auto"/>
-              <w:ind w:firstLine="0"/>
-              <w:jc w:val="left"/>
-              <w:rPr>
-                <w:sz w:val="24"/>
-                <w:szCs w:val="24"/>
-              </w:rPr>
-            </w:pPr>
-            <w:r>
-              <w:rPr>
-                <w:sz w:val="24"/>
-                <w:szCs w:val="24"/>
-              </w:rPr>
-              <w:t>3-5</w:t>
-            </w:r>
-          </w:p>
-        </w:tc>
-        <w:tc>
-          <w:tcPr>
-            <w:tcW w:w="0" w:type="auto"/>
-          </w:tcPr>
-          <w:p>
-            <w:pPr>
-              <w:pStyle w:val="aff4"/>
-              <w:spacing w:line="240" w:lineRule="auto"/>
-              <w:ind w:firstLine="0"/>
-              <w:jc w:val="left"/>
-              <w:rPr>
-                <w:sz w:val="24"/>
-                <w:szCs w:val="24"/>
-              </w:rPr>
-            </w:pPr>
-            <w:r>
-              <w:rPr>
-                <w:sz w:val="24"/>
-                <w:szCs w:val="24"/>
-              </w:rPr>
-              <w:t>Приемка, выдача, инвентаризация</w:t>
-            </w:r>
-          </w:p>
-        </w:tc>
-        <w:tc>
-          <w:tcPr>
-            <w:tcW w:w="0" w:type="auto"/>
-          </w:tcPr>
-          <w:p>
-            <w:pPr>
-              <w:pStyle w:val="aff4"/>
-              <w:spacing w:line="240" w:lineRule="auto"/>
-              <w:ind w:firstLine="0"/>
-              <w:jc w:val="left"/>
-              <w:rPr>
-                <w:sz w:val="24"/>
-                <w:szCs w:val="24"/>
-              </w:rPr>
-            </w:pPr>
-            <w:r>
-              <w:rPr>
-                <w:sz w:val="24"/>
-                <w:szCs w:val="24"/>
-              </w:rPr>
-              <w:t>Функции 2.3-2.7, 2.12, 2.15; Кладовщик (диаграмма классов)</w:t>
+              <w:t>3.</w:t>
+            </w:r>
+            <w:r>
+              <w:rPr>
+                <w:sz w:val="24"/>
+                <w:szCs w:val="24"/>
+              </w:rPr>
+              <w:t>4</w:t>
+            </w:r>
+          </w:p>
+        </w:tc>
+        <w:tc>
+          <w:tcPr>
+            <w:tcW w:w="0" w:type="auto"/>
+          </w:tcPr>
+          <w:p>
+            <w:pPr>
+              <w:pStyle w:val="aff4"/>
+              <w:spacing w:line="240" w:lineRule="auto"/>
+              <w:ind w:firstLine="0"/>
+              <w:jc w:val="left"/>
+              <w:rPr>
+                <w:sz w:val="24"/>
+                <w:szCs w:val="24"/>
+              </w:rPr>
+            </w:pPr>
+            <w:r>
+              <w:rPr>
+                <w:sz w:val="24"/>
+                <w:szCs w:val="24"/>
+              </w:rPr>
+              <w:t>Автоматизированные рабочие места (АРМ)</w:t>
+            </w:r>
+          </w:p>
+        </w:tc>
+        <w:tc>
+          <w:tcPr>
+            <w:tcW w:w="0" w:type="auto"/>
+          </w:tcPr>
+          <w:p>
+            <w:pPr>
+              <w:pStyle w:val="aff4"/>
+              <w:spacing w:line="240" w:lineRule="auto"/>
+              <w:ind w:firstLine="0"/>
+              <w:jc w:val="left"/>
+              <w:rPr>
+                <w:sz w:val="24"/>
+                <w:szCs w:val="24"/>
+                <w:lang w:val="en-US"/>
+              </w:rPr>
+            </w:pPr>
+            <w:r>
+              <w:rPr>
+                <w:sz w:val="24"/>
+                <w:szCs w:val="24"/>
+              </w:rPr>
+              <w:t>Рабочие станции (ПК)</w:t>
+            </w:r>
+          </w:p>
+        </w:tc>
+        <w:tc>
+          <w:tcPr>
+            <w:tcW w:w="0" w:type="auto"/>
+          </w:tcPr>
+          <w:p>
+            <w:pPr>
+              <w:pStyle w:val="aff4"/>
+              <w:spacing w:line="240" w:lineRule="auto"/>
+              <w:ind w:firstLine="0"/>
+              <w:jc w:val="left"/>
+              <w:rPr>
+                <w:sz w:val="24"/>
+                <w:szCs w:val="24"/>
+              </w:rPr>
+            </w:pPr>
+            <w:r>
+              <w:rPr>
+                <w:sz w:val="24"/>
+                <w:szCs w:val="24"/>
+              </w:rPr>
+              <w:t>8</w:t>
+            </w:r>
+            <w:r>
+              <w:rPr>
+                <w:sz w:val="24"/>
+                <w:szCs w:val="24"/>
+              </w:rPr>
+              <w:t>-</w:t>
+            </w:r>
+            <w:r>
+              <w:rPr>
+                <w:sz w:val="24"/>
+                <w:szCs w:val="24"/>
+              </w:rPr>
+              <w:t>1</w:t>
+            </w:r>
+            <w:r>
+              <w:rPr>
+                <w:sz w:val="24"/>
+                <w:szCs w:val="24"/>
+              </w:rPr>
+              <w:t>0</w:t>
+            </w:r>
+          </w:p>
+        </w:tc>
+        <w:tc>
+          <w:tcPr>
+            <w:tcW w:w="0" w:type="auto"/>
+          </w:tcPr>
+          <w:p>
+            <w:pPr>
+              <w:pStyle w:val="aff4"/>
+              <w:spacing w:line="240" w:lineRule="auto"/>
+              <w:ind w:firstLine="0"/>
+              <w:jc w:val="left"/>
+              <w:rPr>
+                <w:sz w:val="24"/>
+                <w:szCs w:val="24"/>
+              </w:rPr>
+            </w:pPr>
+            <w:r>
+              <w:rPr>
+                <w:sz w:val="24"/>
+                <w:szCs w:val="24"/>
+              </w:rPr>
+              <w:t>Работа пользователей (менеджеры, кладовщики, бухгалтер)</w:t>
+            </w:r>
+          </w:p>
+        </w:tc>
+        <w:tc>
+          <w:tcPr>
+            <w:tcW w:w="0" w:type="auto"/>
+          </w:tcPr>
+          <w:p>
+            <w:pPr>
+              <w:pStyle w:val="aff4"/>
+              <w:spacing w:line="240" w:lineRule="auto"/>
+              <w:ind w:firstLine="0"/>
+              <w:jc w:val="left"/>
+              <w:rPr>
+                <w:sz w:val="24"/>
+                <w:szCs w:val="24"/>
+              </w:rPr>
+            </w:pPr>
+            <w:r>
+              <w:rPr>
+                <w:sz w:val="24"/>
+                <w:szCs w:val="24"/>
+              </w:rPr>
+              <w:t>Все интерфейсные функции для всех ролей</w:t>
             </w:r>
           </w:p>
         </w:tc>
@@ -3810,152 +3795,141 @@
                 <w:sz w:val="24"/>
                 <w:szCs w:val="24"/>
               </w:rPr>
-              <w:t>3.5</w:t>
-            </w:r>
-          </w:p>
-        </w:tc>
-        <w:tc>
-          <w:tcPr>
-            <w:tcW w:w="0" w:type="auto"/>
-          </w:tcPr>
-          <w:p>
-            <w:pPr>
-              <w:pStyle w:val="aff4"/>
-              <w:spacing w:line="240" w:lineRule="auto"/>
-              <w:ind w:firstLine="0"/>
-              <w:jc w:val="left"/>
-              <w:rPr>
-                <w:sz w:val="24"/>
-                <w:szCs w:val="24"/>
-              </w:rPr>
-            </w:pPr>
-            <w:r>
-              <w:rPr>
-                <w:sz w:val="24"/>
-                <w:szCs w:val="24"/>
-              </w:rPr>
-              <w:t>Принтер этикеток</w:t>
-            </w:r>
-          </w:p>
-        </w:tc>
-        <w:tc>
-          <w:tcPr>
-            <w:tcW w:w="0" w:type="auto"/>
-          </w:tcPr>
-          <w:p>
-            <w:pPr>
-              <w:pStyle w:val="aff4"/>
-              <w:spacing w:line="240" w:lineRule="auto"/>
-              <w:ind w:firstLine="0"/>
-              <w:jc w:val="left"/>
-              <w:rPr>
-                <w:sz w:val="24"/>
-                <w:szCs w:val="24"/>
-              </w:rPr>
-            </w:pPr>
-            <w:proofErr w:type="spellStart"/>
-            <w:r>
-              <w:rPr>
-                <w:sz w:val="24"/>
-                <w:szCs w:val="24"/>
-              </w:rPr>
-              <w:t>Термотрансферный</w:t>
-            </w:r>
-            <w:proofErr w:type="spellEnd"/>
-            <w:r>
-              <w:rPr>
-                <w:sz w:val="24"/>
-                <w:szCs w:val="24"/>
-              </w:rPr>
-              <w:t xml:space="preserve"> принтер (</w:t>
-            </w:r>
-            <w:proofErr w:type="spellStart"/>
-            <w:r>
-              <w:rPr>
-                <w:sz w:val="24"/>
-                <w:szCs w:val="24"/>
-              </w:rPr>
-              <w:t>Zebra</w:t>
-            </w:r>
-            <w:proofErr w:type="spellEnd"/>
-            <w:r>
-              <w:rPr>
-                <w:sz w:val="24"/>
-                <w:szCs w:val="24"/>
-              </w:rPr>
-              <w:t xml:space="preserve"> ZD421)</w:t>
-            </w:r>
-          </w:p>
-        </w:tc>
-        <w:tc>
-          <w:tcPr>
-            <w:tcW w:w="0" w:type="auto"/>
-          </w:tcPr>
-          <w:p>
-            <w:pPr>
-              <w:pStyle w:val="aff4"/>
-              <w:spacing w:line="240" w:lineRule="auto"/>
-              <w:ind w:firstLine="0"/>
-              <w:jc w:val="left"/>
-              <w:rPr>
-                <w:sz w:val="24"/>
-                <w:szCs w:val="24"/>
-              </w:rPr>
-            </w:pPr>
-            <w:r>
-              <w:rPr>
-                <w:sz w:val="24"/>
-                <w:szCs w:val="24"/>
-              </w:rPr>
-              <w:t>2</w:t>
-            </w:r>
-          </w:p>
-        </w:tc>
-        <w:tc>
-          <w:tcPr>
-            <w:tcW w:w="0" w:type="auto"/>
-          </w:tcPr>
-          <w:p>
-            <w:pPr>
-              <w:pStyle w:val="aff4"/>
-              <w:spacing w:line="240" w:lineRule="auto"/>
-              <w:ind w:firstLine="0"/>
-              <w:jc w:val="left"/>
-              <w:rPr>
-                <w:sz w:val="24"/>
-                <w:szCs w:val="24"/>
-              </w:rPr>
-            </w:pPr>
-            <w:r>
-              <w:rPr>
-                <w:sz w:val="24"/>
-                <w:szCs w:val="24"/>
-              </w:rPr>
-              <w:t>Печать штрих-кодов для инвентаря</w:t>
-            </w:r>
-          </w:p>
-        </w:tc>
-        <w:tc>
-          <w:tcPr>
-            <w:tcW w:w="0" w:type="auto"/>
-          </w:tcPr>
-          <w:p>
-            <w:pPr>
-              <w:pStyle w:val="aff4"/>
-              <w:spacing w:line="240" w:lineRule="auto"/>
-              <w:ind w:firstLine="0"/>
-              <w:jc w:val="left"/>
-              <w:rPr>
-                <w:sz w:val="24"/>
-                <w:szCs w:val="24"/>
-              </w:rPr>
-            </w:pPr>
-            <w:r>
-              <w:rPr>
-                <w:sz w:val="24"/>
-                <w:szCs w:val="24"/>
-              </w:rPr>
-              <w:t>Функция 2.5 (печать штрих-кодов)</w:t>
+              <w:t>3.</w:t>
+            </w:r>
+            <w:r>
+              <w:rPr>
+                <w:sz w:val="24"/>
+                <w:szCs w:val="24"/>
+              </w:rPr>
+              <w:t>5</w:t>
+            </w:r>
+          </w:p>
+        </w:tc>
+        <w:tc>
+          <w:tcPr>
+            <w:tcW w:w="0" w:type="auto"/>
+          </w:tcPr>
+          <w:p>
+            <w:pPr>
+              <w:pStyle w:val="aff4"/>
+              <w:spacing w:line="240" w:lineRule="auto"/>
+              <w:ind w:firstLine="0"/>
+              <w:jc w:val="left"/>
+              <w:rPr>
+                <w:sz w:val="24"/>
+                <w:szCs w:val="24"/>
+              </w:rPr>
+            </w:pPr>
+            <w:r>
+              <w:rPr>
+                <w:sz w:val="24"/>
+                <w:szCs w:val="24"/>
+              </w:rPr>
+              <w:t>Мобильные устройства</w:t>
+            </w:r>
+          </w:p>
+        </w:tc>
+        <w:tc>
+          <w:tcPr>
+            <w:tcW w:w="0" w:type="auto"/>
+          </w:tcPr>
+          <w:p>
+            <w:pPr>
+              <w:pStyle w:val="aff4"/>
+              <w:spacing w:line="240" w:lineRule="auto"/>
+              <w:ind w:firstLine="0"/>
+              <w:jc w:val="left"/>
+              <w:rPr>
+                <w:sz w:val="24"/>
+                <w:szCs w:val="24"/>
+              </w:rPr>
+            </w:pPr>
+            <w:r>
+              <w:rPr>
+                <w:sz w:val="24"/>
+                <w:szCs w:val="24"/>
+              </w:rPr>
+              <w:t>Планшеты/смартфоны (iOS/Android)</w:t>
+            </w:r>
+          </w:p>
+        </w:tc>
+        <w:tc>
+          <w:tcPr>
+            <w:tcW w:w="0" w:type="auto"/>
+          </w:tcPr>
+          <w:p>
+            <w:pPr>
+              <w:pStyle w:val="aff4"/>
+              <w:spacing w:line="240" w:lineRule="auto"/>
+              <w:ind w:firstLine="0"/>
+              <w:jc w:val="left"/>
+              <w:rPr>
+                <w:sz w:val="24"/>
+                <w:szCs w:val="24"/>
+              </w:rPr>
+            </w:pPr>
+            <w:r>
+              <w:rPr>
+                <w:sz w:val="24"/>
+                <w:szCs w:val="24"/>
+              </w:rPr>
+              <w:t>10</w:t>
+            </w:r>
+            <w:r>
+              <w:rPr>
+                <w:sz w:val="24"/>
+                <w:szCs w:val="24"/>
+              </w:rPr>
+              <w:t>+</w:t>
+            </w:r>
+          </w:p>
+        </w:tc>
+        <w:tc>
+          <w:tcPr>
+            <w:tcW w:w="0" w:type="auto"/>
+          </w:tcPr>
+          <w:p>
+            <w:pPr>
+              <w:pStyle w:val="aff4"/>
+              <w:spacing w:line="240" w:lineRule="auto"/>
+              <w:ind w:firstLine="0"/>
+              <w:jc w:val="left"/>
+              <w:rPr>
+                <w:sz w:val="24"/>
+                <w:szCs w:val="24"/>
+              </w:rPr>
+            </w:pPr>
+            <w:r>
+              <w:rPr>
+                <w:sz w:val="24"/>
+                <w:szCs w:val="24"/>
+              </w:rPr>
+              <w:t>Доступ тренеров и спортсменов к личным кабинетам</w:t>
+            </w:r>
+          </w:p>
+        </w:tc>
+        <w:tc>
+          <w:tcPr>
+            <w:tcW w:w="0" w:type="auto"/>
+          </w:tcPr>
+          <w:p>
+            <w:pPr>
+              <w:pStyle w:val="aff4"/>
+              <w:spacing w:line="240" w:lineRule="auto"/>
+              <w:ind w:firstLine="0"/>
+              <w:jc w:val="left"/>
+              <w:rPr>
+                <w:sz w:val="24"/>
+                <w:szCs w:val="24"/>
+              </w:rPr>
+            </w:pPr>
+            <w:r>
+              <w:rPr>
+                <w:sz w:val="24"/>
+                <w:szCs w:val="24"/>
+              </w:rPr>
+              <w:t>Нефункциональное требование №14 (адаптивность для мобильных устройств)</w:t>
             </w:r>
           </w:p>
         </w:tc>
@@ -3984,128 +3958,148 @@
                 <w:sz w:val="24"/>
                 <w:szCs w:val="24"/>
               </w:rPr>
-              <w:t>3.6</w:t>
-            </w:r>
-          </w:p>
-        </w:tc>
-        <w:tc>
-          <w:tcPr>
-            <w:tcW w:w="0" w:type="auto"/>
-          </w:tcPr>
-          <w:p>
-            <w:pPr>
-              <w:pStyle w:val="aff4"/>
-              <w:spacing w:line="240" w:lineRule="auto"/>
-              <w:ind w:firstLine="0"/>
-              <w:jc w:val="left"/>
-              <w:rPr>
-                <w:sz w:val="24"/>
-                <w:szCs w:val="24"/>
-              </w:rPr>
-            </w:pPr>
-            <w:r>
-              <w:rPr>
-                <w:sz w:val="24"/>
-                <w:szCs w:val="24"/>
-              </w:rPr>
-              <w:t>Автоматизированные рабочие места (АРМ)</w:t>
-            </w:r>
-          </w:p>
-        </w:tc>
-        <w:tc>
-          <w:tcPr>
-            <w:tcW w:w="0" w:type="auto"/>
-          </w:tcPr>
-          <w:p>
-            <w:pPr>
-              <w:pStyle w:val="aff4"/>
-              <w:spacing w:line="240" w:lineRule="auto"/>
-              <w:ind w:firstLine="0"/>
-              <w:jc w:val="left"/>
-              <w:rPr>
-                <w:sz w:val="24"/>
-                <w:szCs w:val="24"/>
-                <w:lang w:val="en-US"/>
-              </w:rPr>
-            </w:pPr>
-            <w:r>
-              <w:rPr>
-                <w:sz w:val="24"/>
-                <w:szCs w:val="24"/>
-              </w:rPr>
-              <w:t>Рабочие станции (ПК)</w:t>
-            </w:r>
-          </w:p>
-        </w:tc>
-        <w:tc>
-          <w:tcPr>
-            <w:tcW w:w="0" w:type="auto"/>
-          </w:tcPr>
-          <w:p>
-            <w:pPr>
-              <w:pStyle w:val="aff4"/>
-              <w:spacing w:line="240" w:lineRule="auto"/>
-              <w:ind w:firstLine="0"/>
-              <w:jc w:val="left"/>
-              <w:rPr>
-                <w:sz w:val="24"/>
-                <w:szCs w:val="24"/>
-              </w:rPr>
-            </w:pPr>
-            <w:r>
-              <w:rPr>
-                <w:sz w:val="24"/>
-                <w:szCs w:val="24"/>
-              </w:rPr>
-              <w:t>15-20</w:t>
-            </w:r>
-          </w:p>
-        </w:tc>
-        <w:tc>
-          <w:tcPr>
-            <w:tcW w:w="0" w:type="auto"/>
-          </w:tcPr>
-          <w:p>
-            <w:pPr>
-              <w:pStyle w:val="aff4"/>
-              <w:spacing w:line="240" w:lineRule="auto"/>
-              <w:ind w:firstLine="0"/>
-              <w:jc w:val="left"/>
-              <w:rPr>
-                <w:sz w:val="24"/>
-                <w:szCs w:val="24"/>
-              </w:rPr>
-            </w:pPr>
-            <w:r>
-              <w:rPr>
-                <w:sz w:val="24"/>
-                <w:szCs w:val="24"/>
-              </w:rPr>
-              <w:t>Работа пользователей (менеджеры, кладовщики, бухгалтер)</w:t>
-            </w:r>
-          </w:p>
-        </w:tc>
-        <w:tc>
-          <w:tcPr>
-            <w:tcW w:w="0" w:type="auto"/>
-          </w:tcPr>
-          <w:p>
-            <w:pPr>
-              <w:pStyle w:val="aff4"/>
-              <w:spacing w:line="240" w:lineRule="auto"/>
-              <w:ind w:firstLine="0"/>
-              <w:jc w:val="left"/>
-              <w:rPr>
-                <w:sz w:val="24"/>
-                <w:szCs w:val="24"/>
-              </w:rPr>
-            </w:pPr>
-            <w:r>
-              <w:rPr>
-                <w:sz w:val="24"/>
-                <w:szCs w:val="24"/>
-              </w:rPr>
-              <w:t>Все интерфейсные функции для всех ролей</w:t>
+              <w:t>3.</w:t>
+            </w:r>
+            <w:r>
+              <w:rPr>
+                <w:sz w:val="24"/>
+                <w:szCs w:val="24"/>
+              </w:rPr>
+              <w:t>6</w:t>
+            </w:r>
+          </w:p>
+        </w:tc>
+        <w:tc>
+          <w:tcPr>
+            <w:tcW w:w="0" w:type="auto"/>
+          </w:tcPr>
+          <w:p>
+            <w:pPr>
+              <w:pStyle w:val="aff4"/>
+              <w:spacing w:line="240" w:lineRule="auto"/>
+              <w:ind w:firstLine="0"/>
+              <w:jc w:val="left"/>
+              <w:rPr>
+                <w:sz w:val="24"/>
+                <w:szCs w:val="24"/>
+              </w:rPr>
+            </w:pPr>
+            <w:r>
+              <w:rPr>
+                <w:sz w:val="24"/>
+                <w:szCs w:val="24"/>
+              </w:rPr>
+              <w:t>Защищенный планшет для тренера</w:t>
+            </w:r>
+          </w:p>
+        </w:tc>
+        <w:tc>
+          <w:tcPr>
+            <w:tcW w:w="0" w:type="auto"/>
+          </w:tcPr>
+          <w:p>
+            <w:pPr>
+              <w:pStyle w:val="aff4"/>
+              <w:spacing w:line="240" w:lineRule="auto"/>
+              <w:ind w:firstLine="0"/>
+              <w:jc w:val="left"/>
+              <w:rPr>
+                <w:sz w:val="24"/>
+                <w:szCs w:val="24"/>
+              </w:rPr>
+            </w:pPr>
+            <w:r>
+              <w:rPr>
+                <w:sz w:val="24"/>
+                <w:szCs w:val="24"/>
+              </w:rPr>
+              <w:t>Getac T800 / Panasonic Toughpad (морозостойкий, IP68)</w:t>
+            </w:r>
+          </w:p>
+        </w:tc>
+        <w:tc>
+          <w:tcPr>
+            <w:tcW w:w="0" w:type="auto"/>
+          </w:tcPr>
+          <w:p>
+            <w:pPr>
+              <w:pStyle w:val="aff4"/>
+              <w:spacing w:line="240" w:lineRule="auto"/>
+              <w:ind w:firstLine="0"/>
+              <w:jc w:val="left"/>
+              <w:rPr>
+                <w:sz w:val="24"/>
+                <w:szCs w:val="24"/>
+              </w:rPr>
+            </w:pPr>
+            <w:r>
+              <w:rPr>
+                <w:sz w:val="24"/>
+                <w:szCs w:val="24"/>
+              </w:rPr>
+              <w:t>2</w:t>
+            </w:r>
+            <w:r>
+              <w:rPr>
+                <w:sz w:val="24"/>
+                <w:szCs w:val="24"/>
+              </w:rPr>
+              <w:t>-</w:t>
+            </w:r>
+            <w:r>
+              <w:rPr>
+                <w:sz w:val="24"/>
+                <w:szCs w:val="24"/>
+              </w:rPr>
+              <w:t>3</w:t>
+            </w:r>
+          </w:p>
+        </w:tc>
+        <w:tc>
+          <w:tcPr>
+            <w:tcW w:w="0" w:type="auto"/>
+          </w:tcPr>
+          <w:p>
+            <w:pPr>
+              <w:pStyle w:val="aff4"/>
+              <w:spacing w:line="240" w:lineRule="auto"/>
+              <w:ind w:firstLine="0"/>
+              <w:jc w:val="left"/>
+              <w:rPr>
+                <w:sz w:val="24"/>
+                <w:szCs w:val="24"/>
+              </w:rPr>
+            </w:pPr>
+            <w:r>
+              <w:rPr>
+                <w:sz w:val="24"/>
+                <w:szCs w:val="24"/>
+              </w:rPr>
+              <w:t>Работа тренера на трассе, подача заявок, просмотр остатков</w:t>
+            </w:r>
+          </w:p>
+        </w:tc>
+        <w:tc>
+          <w:tcPr>
+            <w:tcW w:w="0" w:type="auto"/>
+          </w:tcPr>
+          <w:p>
+            <w:pPr>
+              <w:pStyle w:val="aff4"/>
+              <w:spacing w:line="240" w:lineRule="auto"/>
+              <w:ind w:firstLine="0"/>
+              <w:jc w:val="left"/>
+              <w:rPr>
+                <w:sz w:val="24"/>
+                <w:szCs w:val="24"/>
+              </w:rPr>
+            </w:pPr>
+            <w:r>
+              <w:rPr>
+                <w:sz w:val="24"/>
+                <w:szCs w:val="24"/>
+              </w:rPr>
+              <w:t>Функции 1.2-1.4, 2.16; Тренер (диаграмма классов)</w:t>
             </w:r>
           </w:p>
         </w:tc>
@@ -4134,362 +4128,14 @@
                 <w:sz w:val="24"/>
                 <w:szCs w:val="24"/>
               </w:rPr>
-              <w:t>3.7</w:t>
-            </w:r>
-          </w:p>
-        </w:tc>
-        <w:tc>
-          <w:tcPr>
-            <w:tcW w:w="0" w:type="auto"/>
-          </w:tcPr>
-          <w:p>
-            <w:pPr>
-              <w:pStyle w:val="aff4"/>
-              <w:spacing w:line="240" w:lineRule="auto"/>
-              <w:ind w:firstLine="0"/>
-              <w:jc w:val="left"/>
-              <w:rPr>
-                <w:sz w:val="24"/>
-                <w:szCs w:val="24"/>
-              </w:rPr>
-            </w:pPr>
-            <w:r>
-              <w:rPr>
-                <w:sz w:val="24"/>
-                <w:szCs w:val="24"/>
-              </w:rPr>
-              <w:t>Мобильные устройства</w:t>
-            </w:r>
-          </w:p>
-        </w:tc>
-        <w:tc>
-          <w:tcPr>
-            <w:tcW w:w="0" w:type="auto"/>
-          </w:tcPr>
-          <w:p>
-            <w:pPr>
-              <w:pStyle w:val="aff4"/>
-              <w:spacing w:line="240" w:lineRule="auto"/>
-              <w:ind w:firstLine="0"/>
-              <w:jc w:val="left"/>
-              <w:rPr>
-                <w:sz w:val="24"/>
-                <w:szCs w:val="24"/>
-              </w:rPr>
-            </w:pPr>
-            <w:r>
-              <w:rPr>
-                <w:sz w:val="24"/>
-                <w:szCs w:val="24"/>
-              </w:rPr>
-              <w:t>Планшеты/смартфоны (</w:t>
-            </w:r>
-            <w:proofErr w:type="spellStart"/>
-            <w:r>
-              <w:rPr>
-                <w:sz w:val="24"/>
-                <w:szCs w:val="24"/>
-              </w:rPr>
-              <w:t>iOS</w:t>
-            </w:r>
-            <w:proofErr w:type="spellEnd"/>
-            <w:r>
-              <w:rPr>
-                <w:sz w:val="24"/>
-                <w:szCs w:val="24"/>
-              </w:rPr>
-              <w:t>/</w:t>
-            </w:r>
-            <w:proofErr w:type="spellStart"/>
-            <w:r>
-              <w:rPr>
-                <w:sz w:val="24"/>
-                <w:szCs w:val="24"/>
-              </w:rPr>
-              <w:t>Android</w:t>
-            </w:r>
-            <w:proofErr w:type="spellEnd"/>
-            <w:r>
-              <w:rPr>
-                <w:sz w:val="24"/>
-                <w:szCs w:val="24"/>
-              </w:rPr>
-              <w:t>)</w:t>
-            </w:r>
-          </w:p>
-        </w:tc>
-        <w:tc>
-          <w:tcPr>
-            <w:tcW w:w="0" w:type="auto"/>
-          </w:tcPr>
-          <w:p>
-            <w:pPr>
-              <w:pStyle w:val="aff4"/>
-              <w:spacing w:line="240" w:lineRule="auto"/>
-              <w:ind w:firstLine="0"/>
-              <w:jc w:val="left"/>
-              <w:rPr>
-                <w:sz w:val="24"/>
-                <w:szCs w:val="24"/>
-              </w:rPr>
-            </w:pPr>
-            <w:r>
-              <w:rPr>
-                <w:sz w:val="24"/>
-                <w:szCs w:val="24"/>
-              </w:rPr>
-              <w:t>10-15</w:t>
-            </w:r>
-          </w:p>
-        </w:tc>
-        <w:tc>
-          <w:tcPr>
-            <w:tcW w:w="0" w:type="auto"/>
-          </w:tcPr>
-          <w:p>
-            <w:pPr>
-              <w:pStyle w:val="aff4"/>
-              <w:spacing w:line="240" w:lineRule="auto"/>
-              <w:ind w:firstLine="0"/>
-              <w:jc w:val="left"/>
-              <w:rPr>
-                <w:sz w:val="24"/>
-                <w:szCs w:val="24"/>
-              </w:rPr>
-            </w:pPr>
-            <w:r>
-              <w:rPr>
-                <w:sz w:val="24"/>
-                <w:szCs w:val="24"/>
-              </w:rPr>
-              <w:t>Доступ тренеров и спортсменов к личным кабинетам</w:t>
-            </w:r>
-          </w:p>
-        </w:tc>
-        <w:tc>
-          <w:tcPr>
-            <w:tcW w:w="0" w:type="auto"/>
-          </w:tcPr>
-          <w:p>
-            <w:pPr>
-              <w:pStyle w:val="aff4"/>
-              <w:spacing w:line="240" w:lineRule="auto"/>
-              <w:ind w:firstLine="0"/>
-              <w:jc w:val="left"/>
-              <w:rPr>
-                <w:sz w:val="24"/>
-                <w:szCs w:val="24"/>
-              </w:rPr>
-            </w:pPr>
-            <w:r>
-              <w:rPr>
-                <w:sz w:val="24"/>
-                <w:szCs w:val="24"/>
-              </w:rPr>
-              <w:t>Нефункциональное требование №14 (адаптивность для мобильных устройств)</w:t>
-            </w:r>
-          </w:p>
-        </w:tc>
-      </w:tr>
-      <w:tr>
-        <w:trPr>
-          <w:jc w:val="center"/>
-        </w:trPr>
-        <w:tc>
-          <w:tcPr>
-            <w:tcW w:w="0" w:type="auto"/>
-          </w:tcPr>
-          <w:p>
-            <w:pPr>
-              <w:pStyle w:val="aff4"/>
-              <w:spacing w:line="240" w:lineRule="auto"/>
-              <w:ind w:firstLine="0"/>
-              <w:jc w:val="left"/>
-              <w:rPr>
-                <w:sz w:val="24"/>
-                <w:szCs w:val="24"/>
-              </w:rPr>
-            </w:pPr>
-            <w:r>
-              <w:rPr>
-                <w:sz w:val="24"/>
-                <w:szCs w:val="24"/>
-              </w:rPr>
-              <w:t>3.8</w:t>
-            </w:r>
-          </w:p>
-        </w:tc>
-        <w:tc>
-          <w:tcPr>
-            <w:tcW w:w="0" w:type="auto"/>
-          </w:tcPr>
-          <w:p>
-            <w:pPr>
-              <w:pStyle w:val="aff4"/>
-              <w:spacing w:line="240" w:lineRule="auto"/>
-              <w:ind w:firstLine="0"/>
-              <w:jc w:val="left"/>
-              <w:rPr>
-                <w:sz w:val="24"/>
-                <w:szCs w:val="24"/>
-              </w:rPr>
-            </w:pPr>
-            <w:r>
-              <w:rPr>
-                <w:sz w:val="24"/>
-                <w:szCs w:val="24"/>
-              </w:rPr>
-              <w:t>Защищенный планшет для тренера</w:t>
-            </w:r>
-          </w:p>
-        </w:tc>
-        <w:tc>
-          <w:tcPr>
-            <w:tcW w:w="0" w:type="auto"/>
-          </w:tcPr>
-          <w:p>
-            <w:pPr>
-              <w:pStyle w:val="aff4"/>
-              <w:spacing w:line="240" w:lineRule="auto"/>
-              <w:ind w:firstLine="0"/>
-              <w:jc w:val="left"/>
-              <w:rPr>
-                <w:sz w:val="24"/>
-                <w:szCs w:val="24"/>
-              </w:rPr>
-            </w:pPr>
-            <w:proofErr w:type="spellStart"/>
-            <w:r>
-              <w:rPr>
-                <w:sz w:val="24"/>
-                <w:szCs w:val="24"/>
-              </w:rPr>
-              <w:t>Getac</w:t>
-            </w:r>
-            <w:proofErr w:type="spellEnd"/>
-            <w:r>
-              <w:rPr>
-                <w:sz w:val="24"/>
-                <w:szCs w:val="24"/>
-              </w:rPr>
-              <w:t xml:space="preserve"> T800 / Panasonic </w:t>
-            </w:r>
-            <w:proofErr w:type="spellStart"/>
-            <w:r>
-              <w:rPr>
-                <w:sz w:val="24"/>
-                <w:szCs w:val="24"/>
-              </w:rPr>
-              <w:t>Toughpad</w:t>
-            </w:r>
-            <w:proofErr w:type="spellEnd"/>
-            <w:r>
-              <w:rPr>
-                <w:sz w:val="24"/>
-                <w:szCs w:val="24"/>
-              </w:rPr>
-              <w:t xml:space="preserve"> (морозостойкий, IP68)</w:t>
-            </w:r>
-          </w:p>
-        </w:tc>
-        <w:tc>
-          <w:tcPr>
-            <w:tcW w:w="0" w:type="auto"/>
-          </w:tcPr>
-          <w:p>
-            <w:pPr>
-              <w:pStyle w:val="aff4"/>
-              <w:spacing w:line="240" w:lineRule="auto"/>
-              <w:ind w:firstLine="0"/>
-              <w:jc w:val="left"/>
-              <w:rPr>
-                <w:sz w:val="24"/>
-                <w:szCs w:val="24"/>
-              </w:rPr>
-            </w:pPr>
-            <w:r>
-              <w:rPr>
-                <w:sz w:val="24"/>
-                <w:szCs w:val="24"/>
-              </w:rPr>
-              <w:t>3-5</w:t>
-            </w:r>
-          </w:p>
-        </w:tc>
-        <w:tc>
-          <w:tcPr>
-            <w:tcW w:w="0" w:type="auto"/>
-          </w:tcPr>
-          <w:p>
-            <w:pPr>
-              <w:pStyle w:val="aff4"/>
-              <w:spacing w:line="240" w:lineRule="auto"/>
-              <w:ind w:firstLine="0"/>
-              <w:jc w:val="left"/>
-              <w:rPr>
-                <w:sz w:val="24"/>
-                <w:szCs w:val="24"/>
-              </w:rPr>
-            </w:pPr>
-            <w:r>
-              <w:rPr>
-                <w:sz w:val="24"/>
-                <w:szCs w:val="24"/>
-              </w:rPr>
-              <w:t>Работа тренера на трассе, подача заявок, просмотр остатков</w:t>
-            </w:r>
-          </w:p>
-        </w:tc>
-        <w:tc>
-          <w:tcPr>
-            <w:tcW w:w="0" w:type="auto"/>
-          </w:tcPr>
-          <w:p>
-            <w:pPr>
-              <w:pStyle w:val="aff4"/>
-              <w:spacing w:line="240" w:lineRule="auto"/>
-              <w:ind w:firstLine="0"/>
-              <w:jc w:val="left"/>
-              <w:rPr>
-                <w:sz w:val="24"/>
-                <w:szCs w:val="24"/>
-              </w:rPr>
-            </w:pPr>
-            <w:r>
-              <w:rPr>
-                <w:sz w:val="24"/>
-                <w:szCs w:val="24"/>
-              </w:rPr>
-              <w:t>Функции 1.2-1.4, 2.16; Тренер (диаграмма классов)</w:t>
-            </w:r>
-          </w:p>
-        </w:tc>
-      </w:tr>
-      <w:tr>
-        <w:trPr>
-          <w:jc w:val="center"/>
-        </w:trPr>
-        <w:tc>
-          <w:tcPr>
-            <w:tcW w:w="0" w:type="auto"/>
-          </w:tcPr>
-          <w:p>
-            <w:pPr>
-              <w:pStyle w:val="aff4"/>
-              <w:spacing w:line="240" w:lineRule="auto"/>
-              <w:ind w:firstLine="0"/>
-              <w:jc w:val="left"/>
-              <w:rPr>
-                <w:sz w:val="24"/>
-                <w:szCs w:val="24"/>
-              </w:rPr>
-            </w:pPr>
-            <w:r>
-              <w:rPr>
-                <w:sz w:val="24"/>
-                <w:szCs w:val="24"/>
-              </w:rPr>
-              <w:t>3.9</w:t>
+              <w:t>3.</w:t>
+            </w:r>
+            <w:r>
+              <w:rPr>
+                <w:sz w:val="24"/>
+                <w:szCs w:val="24"/>
+              </w:rPr>
+              <w:t>7</w:t>
             </w:r>
           </w:p>
         </w:tc>
@@ -4622,15 +4268,7 @@
       <w:bookmarkStart w:id="2" w:name="_Toc227262082"/>
       <w:r>
         <w:lastRenderedPageBreak/>
-        <w:t xml:space="preserve">Построение таблицы программного обеспечения для выполнения </w:t>
-      </w:r>
-      <w:proofErr w:type="gramStart"/>
-      <w:r>
-        <w:t>всех функций</w:t>
-      </w:r>
-      <w:proofErr w:type="gramEnd"/>
-      <w:r>
-        <w:t xml:space="preserve"> описанных в требованиях и отображенных на UML диаграммах</w:t>
+        <w:t>Построение таблицы программного обеспечения для выполнения всех функций описанных в требованиях и отображенных на UML диаграммах</w:t>
       </w:r>
       <w:bookmarkEnd w:id="2"/>
     </w:p>
@@ -5168,39 +4806,7 @@
                 <w:sz w:val="24"/>
                 <w:szCs w:val="24"/>
               </w:rPr>
-              <w:t xml:space="preserve">Все функции модулей 1-3; </w:t>
-            </w:r>
-            <w:proofErr w:type="spellStart"/>
-            <w:r>
-              <w:rPr>
-                <w:sz w:val="24"/>
-                <w:szCs w:val="24"/>
-              </w:rPr>
-              <w:t>ЖурналОпераций</w:t>
-            </w:r>
-            <w:proofErr w:type="spellEnd"/>
-            <w:r>
-              <w:rPr>
-                <w:sz w:val="24"/>
-                <w:szCs w:val="24"/>
-              </w:rPr>
-              <w:t xml:space="preserve">, </w:t>
-            </w:r>
-            <w:proofErr w:type="spellStart"/>
-            <w:r>
-              <w:rPr>
-                <w:sz w:val="24"/>
-                <w:szCs w:val="24"/>
-              </w:rPr>
-              <w:t>БюджетныйСчет</w:t>
-            </w:r>
-            <w:proofErr w:type="spellEnd"/>
-            <w:r>
-              <w:rPr>
-                <w:sz w:val="24"/>
-                <w:szCs w:val="24"/>
-              </w:rPr>
-              <w:t>, все документы</w:t>
+              <w:t>Все функции модулей 1-3; ЖурналОпераций, БюджетныйСчет, все документы</w:t>
             </w:r>
           </w:p>
         </w:tc>
@@ -5253,23 +4859,7 @@
                 <w:sz w:val="24"/>
                 <w:szCs w:val="24"/>
               </w:rPr>
-              <w:t>Сервер приложений (</w:t>
-            </w:r>
-            <w:proofErr w:type="spellStart"/>
-            <w:r>
-              <w:rPr>
-                <w:sz w:val="24"/>
-                <w:szCs w:val="24"/>
-              </w:rPr>
-              <w:t>Backend</w:t>
-            </w:r>
-            <w:proofErr w:type="spellEnd"/>
-            <w:r>
-              <w:rPr>
-                <w:sz w:val="24"/>
-                <w:szCs w:val="24"/>
-              </w:rPr>
-              <w:t>)</w:t>
+              <w:t>Сервер приложений (Backend)</w:t>
             </w:r>
           </w:p>
         </w:tc>
@@ -5359,33 +4949,8 @@
                 <w:sz w:val="24"/>
                 <w:szCs w:val="24"/>
               </w:rPr>
-              <w:t xml:space="preserve">Все внутрисистемные функции (IS1-IS56); </w:t>
-            </w:r>
-            <w:proofErr w:type="spellStart"/>
-            <w:r>
-              <w:rPr>
-                <w:sz w:val="24"/>
-                <w:szCs w:val="24"/>
-              </w:rPr>
-              <w:t>СервисАвторизации</w:t>
-            </w:r>
-            <w:proofErr w:type="spellEnd"/>
-            <w:r>
-              <w:rPr>
-                <w:sz w:val="24"/>
-                <w:szCs w:val="24"/>
-              </w:rPr>
-              <w:t xml:space="preserve">, </w:t>
-            </w:r>
-            <w:proofErr w:type="spellStart"/>
-            <w:r>
-              <w:rPr>
-                <w:sz w:val="24"/>
-                <w:szCs w:val="24"/>
-              </w:rPr>
-              <w:t>СервисУведомлений</w:t>
-            </w:r>
-            <w:proofErr w:type="spellEnd"/>
+              <w:t>Все внутрисистемные функции (IS1-IS56); СервисАвторизации, СервисУведомлений</w:t>
+            </w:r>
           </w:p>
         </w:tc>
       </w:tr>
@@ -5437,23 +5002,7 @@
                 <w:sz w:val="24"/>
                 <w:szCs w:val="24"/>
               </w:rPr>
-              <w:t>Веб-сервер (</w:t>
-            </w:r>
-            <w:proofErr w:type="spellStart"/>
-            <w:r>
-              <w:rPr>
-                <w:sz w:val="24"/>
-                <w:szCs w:val="24"/>
-              </w:rPr>
-              <w:t>Frontend</w:t>
-            </w:r>
-            <w:proofErr w:type="spellEnd"/>
-            <w:r>
-              <w:rPr>
-                <w:sz w:val="24"/>
-                <w:szCs w:val="24"/>
-              </w:rPr>
-              <w:t>)</w:t>
+              <w:t>Веб-сервер (Frontend)</w:t>
             </w:r>
           </w:p>
         </w:tc>
@@ -5597,47 +5146,13 @@
                 <w:szCs w:val="24"/>
               </w:rPr>
             </w:pPr>
-            <w:proofErr w:type="spellStart"/>
-            <w:r>
-              <w:rPr>
-                <w:sz w:val="24"/>
-                <w:szCs w:val="24"/>
-              </w:rPr>
-              <w:t>Bacula</w:t>
-            </w:r>
-            <w:proofErr w:type="spellEnd"/>
-            <w:r>
-              <w:rPr>
-                <w:sz w:val="24"/>
-                <w:szCs w:val="24"/>
-              </w:rPr>
-              <w:t xml:space="preserve"> / </w:t>
-            </w:r>
-            <w:proofErr w:type="spellStart"/>
-            <w:r>
-              <w:rPr>
-                <w:sz w:val="24"/>
-                <w:szCs w:val="24"/>
-              </w:rPr>
-              <w:t>Veeam</w:t>
-            </w:r>
-            <w:proofErr w:type="spellEnd"/>
-            <w:r>
-              <w:rPr>
-                <w:sz w:val="24"/>
-                <w:szCs w:val="24"/>
-              </w:rPr>
-              <w:t xml:space="preserve"> </w:t>
-            </w:r>
-            <w:proofErr w:type="spellStart"/>
-            <w:r>
-              <w:rPr>
-                <w:sz w:val="24"/>
-                <w:szCs w:val="24"/>
-              </w:rPr>
-              <w:t>Backup</w:t>
-            </w:r>
-            <w:proofErr w:type="spellEnd"/>
+            <w:r>
+              <w:rPr>
+                <w:sz w:val="24"/>
+                <w:szCs w:val="24"/>
+              </w:rPr>
+              <w:t>Bacula / Veeam Backup</w:t>
+            </w:r>
           </w:p>
         </w:tc>
         <w:tc>
@@ -5763,47 +5278,13 @@
                 <w:szCs w:val="24"/>
               </w:rPr>
             </w:pPr>
-            <w:proofErr w:type="spellStart"/>
-            <w:r>
-              <w:rPr>
-                <w:sz w:val="24"/>
-                <w:szCs w:val="24"/>
-              </w:rPr>
-              <w:t>Zabbix</w:t>
-            </w:r>
-            <w:proofErr w:type="spellEnd"/>
-            <w:r>
-              <w:rPr>
-                <w:sz w:val="24"/>
-                <w:szCs w:val="24"/>
-              </w:rPr>
-              <w:t xml:space="preserve"> / </w:t>
-            </w:r>
-            <w:proofErr w:type="spellStart"/>
-            <w:r>
-              <w:rPr>
-                <w:sz w:val="24"/>
-                <w:szCs w:val="24"/>
-              </w:rPr>
-              <w:t>Prometheus</w:t>
-            </w:r>
-            <w:proofErr w:type="spellEnd"/>
-            <w:r>
-              <w:rPr>
-                <w:sz w:val="24"/>
-                <w:szCs w:val="24"/>
-              </w:rPr>
-              <w:t xml:space="preserve"> + </w:t>
-            </w:r>
-            <w:proofErr w:type="spellStart"/>
-            <w:r>
-              <w:rPr>
-                <w:sz w:val="24"/>
-                <w:szCs w:val="24"/>
-              </w:rPr>
-              <w:t>Grafana</w:t>
-            </w:r>
-            <w:proofErr w:type="spellEnd"/>
+            <w:r>
+              <w:rPr>
+                <w:sz w:val="24"/>
+                <w:szCs w:val="24"/>
+              </w:rPr>
+              <w:t>Zabbix / Prometheus + Grafana</w:t>
+            </w:r>
           </w:p>
         </w:tc>
         <w:tc>
@@ -5929,54 +5410,64 @@
                 <w:szCs w:val="24"/>
               </w:rPr>
             </w:pPr>
-            <w:proofErr w:type="spellStart"/>
-            <w:r>
-              <w:rPr>
-                <w:sz w:val="24"/>
-                <w:szCs w:val="24"/>
-              </w:rPr>
-              <w:t>Docker</w:t>
-            </w:r>
-            <w:proofErr w:type="spellEnd"/>
-            <w:r>
-              <w:rPr>
-                <w:sz w:val="24"/>
-                <w:szCs w:val="24"/>
-              </w:rPr>
-              <w:t xml:space="preserve"> + Kubernetes</w:t>
-            </w:r>
-          </w:p>
-        </w:tc>
-        <w:tc>
-          <w:tcPr>
-            <w:tcW w:w="0" w:type="auto"/>
-          </w:tcPr>
-          <w:p>
-            <w:pPr>
-              <w:pStyle w:val="aff4"/>
-              <w:spacing w:line="240" w:lineRule="auto"/>
-              <w:ind w:firstLine="0"/>
-              <w:jc w:val="left"/>
-              <w:rPr>
-                <w:sz w:val="24"/>
-                <w:szCs w:val="24"/>
-              </w:rPr>
-            </w:pPr>
-            <w:proofErr w:type="spellStart"/>
-            <w:r>
-              <w:rPr>
-                <w:sz w:val="24"/>
-                <w:szCs w:val="24"/>
-              </w:rPr>
-              <w:t>Оркестрация</w:t>
-            </w:r>
-            <w:proofErr w:type="spellEnd"/>
-            <w:r>
-              <w:rPr>
-                <w:sz w:val="24"/>
-                <w:szCs w:val="24"/>
-              </w:rPr>
-              <w:t xml:space="preserve"> микросервисов, масштабирование</w:t>
+            <w:r>
+              <w:rPr>
+                <w:sz w:val="24"/>
+                <w:szCs w:val="24"/>
+              </w:rPr>
+              <w:t xml:space="preserve">Docker + </w:t>
+            </w:r>
+            <w:r>
+              <w:rPr>
+                <w:sz w:val="24"/>
+                <w:szCs w:val="24"/>
+              </w:rPr>
+              <w:t>Docker Compose</w:t>
+            </w:r>
+          </w:p>
+        </w:tc>
+        <w:tc>
+          <w:tcPr>
+            <w:tcW w:w="0" w:type="auto"/>
+          </w:tcPr>
+          <w:p>
+            <w:pPr>
+              <w:pStyle w:val="aff4"/>
+              <w:spacing w:line="240" w:lineRule="auto"/>
+              <w:ind w:firstLine="0"/>
+              <w:jc w:val="left"/>
+              <w:rPr>
+                <w:sz w:val="24"/>
+                <w:szCs w:val="24"/>
+              </w:rPr>
+            </w:pPr>
+            <w:r>
+              <w:rPr>
+                <w:sz w:val="24"/>
+                <w:szCs w:val="24"/>
+              </w:rPr>
+              <w:t>Управление</w:t>
+            </w:r>
+            <w:r>
+              <w:rPr>
+                <w:sz w:val="24"/>
+                <w:szCs w:val="24"/>
+              </w:rPr>
+              <w:t xml:space="preserve"> микросервис</w:t>
+            </w:r>
+            <w:r>
+              <w:rPr>
+                <w:sz w:val="24"/>
+                <w:szCs w:val="24"/>
+              </w:rPr>
+              <w:t>ами</w:t>
+            </w:r>
+            <w:r>
+              <w:rPr>
+                <w:sz w:val="24"/>
+                <w:szCs w:val="24"/>
+              </w:rPr>
+              <w:t>, масштабирование</w:t>
             </w:r>
           </w:p>
         </w:tc>
@@ -6133,31 +5624,13 @@
                 <w:szCs w:val="24"/>
               </w:rPr>
             </w:pPr>
-            <w:proofErr w:type="spellStart"/>
-            <w:r>
-              <w:rPr>
-                <w:sz w:val="24"/>
-                <w:szCs w:val="24"/>
-              </w:rPr>
-              <w:t>ClickHouse</w:t>
-            </w:r>
-            <w:proofErr w:type="spellEnd"/>
-            <w:r>
-              <w:rPr>
-                <w:sz w:val="24"/>
-                <w:szCs w:val="24"/>
-              </w:rPr>
-              <w:t xml:space="preserve"> / Apache </w:t>
-            </w:r>
-            <w:proofErr w:type="spellStart"/>
-            <w:r>
-              <w:rPr>
-                <w:sz w:val="24"/>
-                <w:szCs w:val="24"/>
-              </w:rPr>
-              <w:t>Druid</w:t>
-            </w:r>
-            <w:proofErr w:type="spellEnd"/>
+            <w:r>
+              <w:rPr>
+                <w:sz w:val="24"/>
+                <w:szCs w:val="24"/>
+              </w:rPr>
+              <w:t>ClickHouse / Apache Druid</w:t>
+            </w:r>
           </w:p>
         </w:tc>
         <w:tc>
@@ -6283,25 +5756,7 @@
                 <w:szCs w:val="24"/>
                 <w:lang w:val="en-US"/>
               </w:rPr>
-              <w:t xml:space="preserve">Apache </w:t>
-            </w:r>
-            <w:proofErr w:type="spellStart"/>
-            <w:r>
-              <w:rPr>
-                <w:sz w:val="24"/>
-                <w:szCs w:val="24"/>
-                <w:lang w:val="en-US"/>
-              </w:rPr>
-              <w:t>NiFi</w:t>
-            </w:r>
-            <w:proofErr w:type="spellEnd"/>
-            <w:r>
-              <w:rPr>
-                <w:sz w:val="24"/>
-                <w:szCs w:val="24"/>
-                <w:lang w:val="en-US"/>
-              </w:rPr>
-              <w:t xml:space="preserve"> / Talend Open Studio</w:t>
+              <w:t>Apache NiFi / Talend Open Studio</w:t>
             </w:r>
           </w:p>
         </w:tc>
@@ -6421,47 +5876,13 @@
                 <w:szCs w:val="24"/>
               </w:rPr>
             </w:pPr>
-            <w:proofErr w:type="spellStart"/>
-            <w:r>
-              <w:rPr>
-                <w:sz w:val="24"/>
-                <w:szCs w:val="24"/>
-              </w:rPr>
-              <w:t>LibreMeta</w:t>
-            </w:r>
-            <w:proofErr w:type="spellEnd"/>
-            <w:r>
-              <w:rPr>
-                <w:sz w:val="24"/>
-                <w:szCs w:val="24"/>
-              </w:rPr>
-              <w:t xml:space="preserve"> / </w:t>
-            </w:r>
-            <w:proofErr w:type="spellStart"/>
-            <w:r>
-              <w:rPr>
-                <w:sz w:val="24"/>
-                <w:szCs w:val="24"/>
-              </w:rPr>
-              <w:t>Redash</w:t>
-            </w:r>
-            <w:proofErr w:type="spellEnd"/>
-            <w:r>
-              <w:rPr>
-                <w:sz w:val="24"/>
-                <w:szCs w:val="24"/>
-              </w:rPr>
-              <w:t xml:space="preserve"> / </w:t>
-            </w:r>
-            <w:proofErr w:type="spellStart"/>
-            <w:r>
-              <w:rPr>
-                <w:sz w:val="24"/>
-                <w:szCs w:val="24"/>
-              </w:rPr>
-              <w:t>Superset</w:t>
-            </w:r>
-            <w:proofErr w:type="spellEnd"/>
+            <w:r>
+              <w:rPr>
+                <w:sz w:val="24"/>
+                <w:szCs w:val="24"/>
+              </w:rPr>
+              <w:t>Redash / Apache Superset</w:t>
+            </w:r>
           </w:p>
         </w:tc>
         <w:tc>
@@ -6578,16 +5999,15 @@
               <w:rPr>
                 <w:sz w:val="24"/>
                 <w:szCs w:val="24"/>
+              </w:rPr>
+            </w:pPr>
+            <w:r>
+              <w:rPr>
+                <w:sz w:val="24"/>
+                <w:szCs w:val="24"/>
                 <w:lang w:val="en-US"/>
               </w:rPr>
-            </w:pPr>
-            <w:r>
-              <w:rPr>
-                <w:sz w:val="24"/>
-                <w:szCs w:val="24"/>
-                <w:lang w:val="en-US"/>
-              </w:rPr>
-              <w:t>Python (pandas, scikit-learn) + Apache Spark</w:t>
+              <w:t>Python (pandas, scikit-learn)</w:t>
             </w:r>
           </w:p>
         </w:tc>
@@ -6713,7 +6133,7 @@
                 <w:sz w:val="24"/>
                 <w:szCs w:val="24"/>
               </w:rPr>
-              <w:t>Модуль на базе Python / R</w:t>
+              <w:t>Модуль на базе Python</w:t>
             </w:r>
           </w:p>
         </w:tc>
@@ -6838,23 +6258,7 @@
                 <w:sz w:val="24"/>
                 <w:szCs w:val="24"/>
               </w:rPr>
-              <w:t>Python (</w:t>
-            </w:r>
-            <w:proofErr w:type="spellStart"/>
-            <w:r>
-              <w:rPr>
-                <w:sz w:val="24"/>
-                <w:szCs w:val="24"/>
-              </w:rPr>
-              <w:t>pandas</w:t>
-            </w:r>
-            <w:proofErr w:type="spellEnd"/>
-            <w:r>
-              <w:rPr>
-                <w:sz w:val="24"/>
-                <w:szCs w:val="24"/>
-              </w:rPr>
-              <w:t>) + алгоритмы прогнозирования</w:t>
+              <w:t>Python (pandas) + алгоритмы прогнозирования</w:t>
             </w:r>
           </w:p>
         </w:tc>
@@ -6902,23 +6306,7 @@
                 <w:sz w:val="24"/>
                 <w:szCs w:val="24"/>
               </w:rPr>
-              <w:t xml:space="preserve">Функция 3.15 (отчет по износу); </w:t>
-            </w:r>
-            <w:proofErr w:type="spellStart"/>
-            <w:r>
-              <w:rPr>
-                <w:sz w:val="24"/>
-                <w:szCs w:val="24"/>
-              </w:rPr>
-              <w:t>ЕдиницаИнвентаря</w:t>
-            </w:r>
-            <w:proofErr w:type="spellEnd"/>
-            <w:r>
-              <w:rPr>
-                <w:sz w:val="24"/>
-                <w:szCs w:val="24"/>
-              </w:rPr>
-              <w:t xml:space="preserve"> (диаграмма классов)</w:t>
+              <w:t>Функция 3.15 (отчет по износу); ЕдиницаИнвентаря (диаграмма классов)</w:t>
             </w:r>
           </w:p>
         </w:tc>
@@ -7025,115 +6413,56 @@
                 <w:sz w:val="24"/>
                 <w:szCs w:val="24"/>
               </w:rPr>
-              <w:t>Веб-сервер (</w:t>
-            </w:r>
-            <w:proofErr w:type="spellStart"/>
-            <w:r>
-              <w:rPr>
-                <w:sz w:val="24"/>
-                <w:szCs w:val="24"/>
-              </w:rPr>
-              <w:t>Reverse</w:t>
-            </w:r>
-            <w:proofErr w:type="spellEnd"/>
-            <w:r>
-              <w:rPr>
-                <w:sz w:val="24"/>
-                <w:szCs w:val="24"/>
-              </w:rPr>
-              <w:t xml:space="preserve"> </w:t>
-            </w:r>
-            <w:proofErr w:type="spellStart"/>
-            <w:r>
-              <w:rPr>
-                <w:sz w:val="24"/>
-                <w:szCs w:val="24"/>
-              </w:rPr>
-              <w:t>Proxy</w:t>
-            </w:r>
-            <w:proofErr w:type="spellEnd"/>
-            <w:r>
-              <w:rPr>
-                <w:sz w:val="24"/>
-                <w:szCs w:val="24"/>
-              </w:rPr>
-              <w:t>)</w:t>
-            </w:r>
-          </w:p>
-        </w:tc>
-        <w:tc>
-          <w:tcPr>
-            <w:tcW w:w="0" w:type="auto"/>
-          </w:tcPr>
-          <w:p>
-            <w:pPr>
-              <w:pStyle w:val="aff4"/>
-              <w:spacing w:line="240" w:lineRule="auto"/>
-              <w:ind w:firstLine="0"/>
-              <w:jc w:val="left"/>
-              <w:rPr>
-                <w:sz w:val="24"/>
-                <w:szCs w:val="24"/>
-              </w:rPr>
-            </w:pPr>
-            <w:proofErr w:type="spellStart"/>
-            <w:r>
-              <w:rPr>
-                <w:sz w:val="24"/>
-                <w:szCs w:val="24"/>
-              </w:rPr>
-              <w:t>Nginx</w:t>
-            </w:r>
-            <w:proofErr w:type="spellEnd"/>
-            <w:r>
-              <w:rPr>
-                <w:sz w:val="24"/>
-                <w:szCs w:val="24"/>
-              </w:rPr>
-              <w:t xml:space="preserve"> / Apache</w:t>
-            </w:r>
-          </w:p>
-        </w:tc>
-        <w:tc>
-          <w:tcPr>
-            <w:tcW w:w="0" w:type="auto"/>
-          </w:tcPr>
-          <w:p>
-            <w:pPr>
-              <w:pStyle w:val="aff4"/>
-              <w:spacing w:line="240" w:lineRule="auto"/>
-              <w:ind w:firstLine="0"/>
-              <w:jc w:val="left"/>
-              <w:rPr>
-                <w:sz w:val="24"/>
-                <w:szCs w:val="24"/>
-              </w:rPr>
-            </w:pPr>
-            <w:proofErr w:type="spellStart"/>
-            <w:r>
-              <w:rPr>
-                <w:sz w:val="24"/>
-                <w:szCs w:val="24"/>
-              </w:rPr>
-              <w:t>Проксирование</w:t>
-            </w:r>
-            <w:proofErr w:type="spellEnd"/>
-            <w:r>
-              <w:rPr>
-                <w:sz w:val="24"/>
-                <w:szCs w:val="24"/>
-              </w:rPr>
-              <w:t>, балансировка, SSL-</w:t>
-            </w:r>
-            <w:proofErr w:type="spellStart"/>
-            <w:r>
-              <w:rPr>
-                <w:sz w:val="24"/>
-                <w:szCs w:val="24"/>
-              </w:rPr>
-              <w:t>терминация</w:t>
-            </w:r>
-            <w:proofErr w:type="spellEnd"/>
+              <w:t>Веб-сервер (Reverse Proxy)</w:t>
+            </w:r>
+          </w:p>
+        </w:tc>
+        <w:tc>
+          <w:tcPr>
+            <w:tcW w:w="0" w:type="auto"/>
+          </w:tcPr>
+          <w:p>
+            <w:pPr>
+              <w:pStyle w:val="aff4"/>
+              <w:spacing w:line="240" w:lineRule="auto"/>
+              <w:ind w:firstLine="0"/>
+              <w:jc w:val="left"/>
+              <w:rPr>
+                <w:sz w:val="24"/>
+                <w:szCs w:val="24"/>
+              </w:rPr>
+            </w:pPr>
+            <w:r>
+              <w:rPr>
+                <w:sz w:val="24"/>
+                <w:szCs w:val="24"/>
+              </w:rPr>
+              <w:t>Nginx / Apache</w:t>
+            </w:r>
+          </w:p>
+        </w:tc>
+        <w:tc>
+          <w:tcPr>
+            <w:tcW w:w="0" w:type="auto"/>
+          </w:tcPr>
+          <w:p>
+            <w:pPr>
+              <w:pStyle w:val="aff4"/>
+              <w:spacing w:line="240" w:lineRule="auto"/>
+              <w:ind w:firstLine="0"/>
+              <w:jc w:val="left"/>
+              <w:rPr>
+                <w:sz w:val="24"/>
+                <w:szCs w:val="24"/>
+              </w:rPr>
+            </w:pPr>
+            <w:r>
+              <w:rPr>
+                <w:sz w:val="24"/>
+                <w:szCs w:val="24"/>
+              </w:rPr>
+              <w:t>Проксирование, балансировка, SSL-терминация</w:t>
+            </w:r>
           </w:p>
         </w:tc>
         <w:tc>
@@ -7235,37 +6564,12 @@
                 <w:szCs w:val="24"/>
               </w:rPr>
             </w:pPr>
-            <w:proofErr w:type="spellStart"/>
-            <w:r>
-              <w:rPr>
-                <w:sz w:val="24"/>
-                <w:szCs w:val="24"/>
-              </w:rPr>
-              <w:t>Keycloak</w:t>
-            </w:r>
-            <w:proofErr w:type="spellEnd"/>
-            <w:r>
-              <w:rPr>
-                <w:sz w:val="24"/>
-                <w:szCs w:val="24"/>
-              </w:rPr>
-              <w:t xml:space="preserve"> / WSO2 </w:t>
-            </w:r>
-            <w:proofErr w:type="spellStart"/>
-            <w:r>
-              <w:rPr>
-                <w:sz w:val="24"/>
-                <w:szCs w:val="24"/>
-              </w:rPr>
-              <w:t>Identity</w:t>
-            </w:r>
-            <w:proofErr w:type="spellEnd"/>
-            <w:r>
-              <w:rPr>
-                <w:sz w:val="24"/>
-                <w:szCs w:val="24"/>
-              </w:rPr>
-              <w:t xml:space="preserve"> Server</w:t>
+            <w:r>
+              <w:rPr>
+                <w:sz w:val="24"/>
+                <w:szCs w:val="24"/>
+              </w:rPr>
+              <w:t>Keycloak / WSO2 Identity Server</w:t>
             </w:r>
           </w:p>
         </w:tc>
@@ -7308,21 +6612,12 @@
                 <w:szCs w:val="24"/>
               </w:rPr>
             </w:pPr>
-            <w:proofErr w:type="spellStart"/>
-            <w:r>
-              <w:rPr>
-                <w:sz w:val="24"/>
-                <w:szCs w:val="24"/>
-              </w:rPr>
-              <w:t>СервисАвторизации</w:t>
-            </w:r>
-            <w:proofErr w:type="spellEnd"/>
-            <w:r>
-              <w:rPr>
-                <w:sz w:val="24"/>
-                <w:szCs w:val="24"/>
-              </w:rPr>
-              <w:t xml:space="preserve"> (диаграмма классов); </w:t>
+            <w:r>
+              <w:rPr>
+                <w:sz w:val="24"/>
+                <w:szCs w:val="24"/>
+              </w:rPr>
+              <w:t xml:space="preserve">СервисАвторизации (диаграмма классов); </w:t>
             </w:r>
             <w:r>
               <w:rPr>
@@ -7571,31 +6866,13 @@
                 <w:szCs w:val="24"/>
               </w:rPr>
             </w:pPr>
-            <w:proofErr w:type="spellStart"/>
-            <w:r>
-              <w:rPr>
-                <w:sz w:val="24"/>
-                <w:szCs w:val="24"/>
-              </w:rPr>
-              <w:t>Postfix</w:t>
-            </w:r>
-            <w:proofErr w:type="spellEnd"/>
-            <w:r>
-              <w:rPr>
-                <w:sz w:val="24"/>
-                <w:szCs w:val="24"/>
-              </w:rPr>
-              <w:t xml:space="preserve"> + </w:t>
-            </w:r>
-            <w:proofErr w:type="spellStart"/>
-            <w:r>
-              <w:rPr>
-                <w:sz w:val="24"/>
-                <w:szCs w:val="24"/>
-              </w:rPr>
-              <w:t>Dovecot</w:t>
-            </w:r>
-            <w:proofErr w:type="spellEnd"/>
+            <w:r>
+              <w:rPr>
+                <w:sz w:val="24"/>
+                <w:szCs w:val="24"/>
+              </w:rPr>
+              <w:t>Postfix + Dovecot</w:t>
+            </w:r>
           </w:p>
         </w:tc>
         <w:tc>
@@ -7637,21 +6914,12 @@
                 <w:szCs w:val="24"/>
               </w:rPr>
             </w:pPr>
-            <w:proofErr w:type="spellStart"/>
-            <w:r>
-              <w:rPr>
-                <w:sz w:val="24"/>
-                <w:szCs w:val="24"/>
-              </w:rPr>
-              <w:t>СервисУведомлений</w:t>
-            </w:r>
-            <w:proofErr w:type="spellEnd"/>
-            <w:r>
-              <w:rPr>
-                <w:sz w:val="24"/>
-                <w:szCs w:val="24"/>
-              </w:rPr>
-              <w:t xml:space="preserve"> (диаграмма классов); функции 1.5-1.6 (уведомления о согласовании)</w:t>
+            <w:r>
+              <w:rPr>
+                <w:sz w:val="24"/>
+                <w:szCs w:val="24"/>
+              </w:rPr>
+              <w:t>СервисУведомлений (диаграмма классов); функции 1.5-1.6 (уведомления о согласовании)</w:t>
             </w:r>
           </w:p>
         </w:tc>
@@ -7728,98 +6996,55 @@
                 <w:sz w:val="24"/>
                 <w:szCs w:val="24"/>
               </w:rPr>
-              <w:t xml:space="preserve">Telegram </w:t>
-            </w:r>
-            <w:proofErr w:type="spellStart"/>
-            <w:r>
-              <w:rPr>
-                <w:sz w:val="24"/>
-                <w:szCs w:val="24"/>
-              </w:rPr>
-              <w:t>Bot</w:t>
-            </w:r>
-            <w:proofErr w:type="spellEnd"/>
-            <w:r>
-              <w:rPr>
-                <w:sz w:val="24"/>
-                <w:szCs w:val="24"/>
-              </w:rPr>
-              <w:t xml:space="preserve"> API / </w:t>
-            </w:r>
-            <w:proofErr w:type="spellStart"/>
-            <w:r>
-              <w:rPr>
-                <w:sz w:val="24"/>
-                <w:szCs w:val="24"/>
-              </w:rPr>
-              <w:t>Mattermost</w:t>
-            </w:r>
-            <w:proofErr w:type="spellEnd"/>
-          </w:p>
-        </w:tc>
-        <w:tc>
-          <w:tcPr>
-            <w:tcW w:w="0" w:type="auto"/>
-          </w:tcPr>
-          <w:p>
-            <w:pPr>
-              <w:pStyle w:val="aff4"/>
-              <w:spacing w:line="240" w:lineRule="auto"/>
-              <w:ind w:firstLine="0"/>
-              <w:jc w:val="left"/>
-              <w:rPr>
-                <w:sz w:val="24"/>
-                <w:szCs w:val="24"/>
-              </w:rPr>
-            </w:pPr>
-            <w:proofErr w:type="spellStart"/>
-            <w:r>
-              <w:rPr>
-                <w:sz w:val="24"/>
-                <w:szCs w:val="24"/>
-              </w:rPr>
-              <w:t>Push</w:t>
-            </w:r>
-            <w:proofErr w:type="spellEnd"/>
-            <w:r>
-              <w:rPr>
-                <w:sz w:val="24"/>
-                <w:szCs w:val="24"/>
-              </w:rPr>
-              <w:t>-уведомления</w:t>
-            </w:r>
-          </w:p>
-        </w:tc>
-        <w:tc>
-          <w:tcPr>
-            <w:tcW w:w="0" w:type="auto"/>
-          </w:tcPr>
-          <w:p>
-            <w:pPr>
-              <w:pStyle w:val="aff4"/>
-              <w:spacing w:line="240" w:lineRule="auto"/>
-              <w:ind w:firstLine="0"/>
-              <w:jc w:val="left"/>
-              <w:rPr>
-                <w:sz w:val="24"/>
-                <w:szCs w:val="24"/>
-              </w:rPr>
-            </w:pPr>
-            <w:proofErr w:type="spellStart"/>
-            <w:r>
-              <w:rPr>
-                <w:sz w:val="24"/>
-                <w:szCs w:val="24"/>
-              </w:rPr>
-              <w:t>СервисУведомлений</w:t>
-            </w:r>
-            <w:proofErr w:type="spellEnd"/>
-            <w:r>
-              <w:rPr>
-                <w:sz w:val="24"/>
-                <w:szCs w:val="24"/>
-              </w:rPr>
-              <w:t xml:space="preserve"> (диаграмма классов); </w:t>
+              <w:t>Telegram Bot API / Mattermost</w:t>
+            </w:r>
+          </w:p>
+        </w:tc>
+        <w:tc>
+          <w:tcPr>
+            <w:tcW w:w="0" w:type="auto"/>
+          </w:tcPr>
+          <w:p>
+            <w:pPr>
+              <w:pStyle w:val="aff4"/>
+              <w:spacing w:line="240" w:lineRule="auto"/>
+              <w:ind w:firstLine="0"/>
+              <w:jc w:val="left"/>
+              <w:rPr>
+                <w:sz w:val="24"/>
+                <w:szCs w:val="24"/>
+              </w:rPr>
+            </w:pPr>
+            <w:r>
+              <w:rPr>
+                <w:sz w:val="24"/>
+                <w:szCs w:val="24"/>
+              </w:rPr>
+              <w:t>Push-уведомления</w:t>
+            </w:r>
+          </w:p>
+        </w:tc>
+        <w:tc>
+          <w:tcPr>
+            <w:tcW w:w="0" w:type="auto"/>
+          </w:tcPr>
+          <w:p>
+            <w:pPr>
+              <w:pStyle w:val="aff4"/>
+              <w:spacing w:line="240" w:lineRule="auto"/>
+              <w:ind w:firstLine="0"/>
+              <w:jc w:val="left"/>
+              <w:rPr>
+                <w:sz w:val="24"/>
+                <w:szCs w:val="24"/>
+              </w:rPr>
+            </w:pPr>
+            <w:r>
+              <w:rPr>
+                <w:sz w:val="24"/>
+                <w:szCs w:val="24"/>
+              </w:rPr>
+              <w:t xml:space="preserve">СервисУведомлений (диаграмма классов); </w:t>
             </w:r>
             <w:r>
               <w:rPr>
@@ -8043,21 +7268,12 @@
                 <w:szCs w:val="24"/>
               </w:rPr>
             </w:pPr>
-            <w:proofErr w:type="spellStart"/>
-            <w:r>
-              <w:rPr>
-                <w:sz w:val="24"/>
-                <w:szCs w:val="24"/>
-              </w:rPr>
-              <w:t>LibreOffice</w:t>
-            </w:r>
-            <w:proofErr w:type="spellEnd"/>
-            <w:r>
-              <w:rPr>
-                <w:sz w:val="24"/>
-                <w:szCs w:val="24"/>
-              </w:rPr>
-              <w:t xml:space="preserve"> / Р7-Офис</w:t>
+            <w:r>
+              <w:rPr>
+                <w:sz w:val="24"/>
+                <w:szCs w:val="24"/>
+              </w:rPr>
+              <w:t>LibreOffice / Р7-Офис</w:t>
             </w:r>
           </w:p>
         </w:tc>
@@ -8186,21 +7402,12 @@
                 <w:szCs w:val="24"/>
               </w:rPr>
             </w:pPr>
-            <w:proofErr w:type="spellStart"/>
-            <w:r>
-              <w:rPr>
-                <w:sz w:val="24"/>
-                <w:szCs w:val="24"/>
-              </w:rPr>
-              <w:t>Android</w:t>
-            </w:r>
-            <w:proofErr w:type="spellEnd"/>
-            <w:r>
-              <w:rPr>
-                <w:sz w:val="24"/>
-                <w:szCs w:val="24"/>
-              </w:rPr>
-              <w:t xml:space="preserve"> (AOSP) + специализированное приложение</w:t>
+            <w:r>
+              <w:rPr>
+                <w:sz w:val="24"/>
+                <w:szCs w:val="24"/>
+              </w:rPr>
+              <w:t>Android (AOSP) + специализированное приложение</w:t>
             </w:r>
           </w:p>
         </w:tc>
@@ -8334,23 +7541,7 @@
                 <w:sz w:val="24"/>
                 <w:szCs w:val="24"/>
               </w:rPr>
-              <w:t>SDK производителя (</w:t>
-            </w:r>
-            <w:proofErr w:type="spellStart"/>
-            <w:r>
-              <w:rPr>
-                <w:sz w:val="24"/>
-                <w:szCs w:val="24"/>
-              </w:rPr>
-              <w:t>Zebra</w:t>
-            </w:r>
-            <w:proofErr w:type="spellEnd"/>
-            <w:r>
-              <w:rPr>
-                <w:sz w:val="24"/>
-                <w:szCs w:val="24"/>
-              </w:rPr>
-              <w:t>, Honeywell)</w:t>
+              <w:t>SDK производителя (Zebra, Honeywell)</w:t>
             </w:r>
           </w:p>
         </w:tc>
@@ -8477,31 +7668,13 @@
                 <w:szCs w:val="24"/>
               </w:rPr>
             </w:pPr>
-            <w:proofErr w:type="spellStart"/>
-            <w:r>
-              <w:rPr>
-                <w:sz w:val="24"/>
-                <w:szCs w:val="24"/>
-              </w:rPr>
-              <w:t>React</w:t>
-            </w:r>
-            <w:proofErr w:type="spellEnd"/>
-            <w:r>
-              <w:rPr>
-                <w:sz w:val="24"/>
-                <w:szCs w:val="24"/>
-              </w:rPr>
-              <w:t xml:space="preserve"> PWA + </w:t>
-            </w:r>
-            <w:proofErr w:type="spellStart"/>
-            <w:r>
-              <w:rPr>
-                <w:sz w:val="24"/>
-                <w:szCs w:val="24"/>
-              </w:rPr>
-              <w:t>IndexedDB</w:t>
-            </w:r>
-            <w:proofErr w:type="spellEnd"/>
+            <w:r>
+              <w:rPr>
+                <w:sz w:val="24"/>
+                <w:szCs w:val="24"/>
+              </w:rPr>
+              <w:t>React PWA + IndexedDB</w:t>
+            </w:r>
           </w:p>
         </w:tc>
         <w:tc>
